--- a/Documentation/AI Documentation/Testing End Point.docx
+++ b/Documentation/AI Documentation/Testing End Point.docx
@@ -6,34 +6,47 @@
       <w:pPr>
         <w:rPr>
           <w:rFonts w:asciiTheme="majorBidi" w:hAnsiTheme="majorBidi" w:cstheme="majorBidi"/>
-          <w:sz w:val="40"/>
-          <w:szCs w:val="40"/>
-        </w:rPr>
-      </w:pPr>
-      <w:r>
-        <w:rPr>
-          <w:rFonts w:asciiTheme="majorBidi" w:hAnsiTheme="majorBidi" w:cstheme="majorBidi"/>
-        </w:rPr>
-        <w:t xml:space="preserve"> </w:t>
-      </w:r>
-      <w:r>
-        <w:rPr>
-          <w:rFonts w:asciiTheme="majorBidi" w:hAnsiTheme="majorBidi" w:cstheme="majorBidi"/>
+          <w:b/>
+          <w:bCs/>
           <w:color w:val="C00000"/>
-          <w:sz w:val="40"/>
-          <w:szCs w:val="40"/>
-        </w:rPr>
-        <w:t xml:space="preserve">API_LINK: </w:t>
-      </w:r>
+          <w:sz w:val="32"/>
+          <w:szCs w:val="32"/>
+        </w:rPr>
+      </w:pPr>
+      <w:r>
+        <w:rPr>
+          <w:rFonts w:asciiTheme="majorBidi" w:hAnsiTheme="majorBidi" w:cstheme="majorBidi"/>
+          <w:b/>
+          <w:bCs/>
+          <w:color w:val="C00000"/>
+          <w:sz w:val="32"/>
+          <w:szCs w:val="32"/>
+        </w:rPr>
+        <w:t>Reading End Point:</w:t>
+      </w:r>
+    </w:p>
+    <w:p>
+      <w:pPr>
+        <w:rPr>
+          <w:rFonts w:asciiTheme="majorBidi" w:hAnsiTheme="majorBidi" w:cstheme="majorBidi"/>
+          <w:b/>
+          <w:bCs/>
+          <w:color w:val="002060"/>
+          <w:sz w:val="32"/>
+          <w:szCs w:val="32"/>
+        </w:rPr>
+      </w:pPr>
       <w:hyperlink r:id="rId5" w:history="1">
         <w:r>
           <w:rPr>
             <w:rStyle w:val="Hyperlink"/>
             <w:rFonts w:asciiTheme="majorBidi" w:hAnsiTheme="majorBidi" w:cstheme="majorBidi"/>
-            <w:sz w:val="40"/>
-            <w:szCs w:val="40"/>
+            <w:b/>
+            <w:bCs/>
+            <w:sz w:val="32"/>
+            <w:szCs w:val="32"/>
           </w:rPr>
-          <w:t>https://eman123yasser-tests-ocr-dd7dfd9.hf.space</w:t>
+          <w:t>https://eman123yasser-tests-ocr.hf.space/analyze</w:t>
         </w:r>
       </w:hyperlink>
     </w:p>
@@ -43,22 +56,11 @@
           <w:rFonts w:asciiTheme="majorBidi" w:hAnsiTheme="majorBidi" w:cstheme="majorBidi"/>
           <w:b/>
           <w:bCs/>
-          <w:color w:val="C00000"/>
+          <w:color w:val="002060"/>
           <w:sz w:val="32"/>
           <w:szCs w:val="32"/>
         </w:rPr>
       </w:pPr>
-      <w:r>
-        <w:rPr>
-          <w:rFonts w:asciiTheme="majorBidi" w:hAnsiTheme="majorBidi" w:cstheme="majorBidi"/>
-          <w:b/>
-          <w:bCs/>
-          <w:color w:val="C00000"/>
-          <w:sz w:val="32"/>
-          <w:szCs w:val="32"/>
-        </w:rPr>
-        <w:t>Reading End Point:</w:t>
-      </w:r>
     </w:p>
     <w:p>
       <w:pPr>
@@ -665,7 +667,7 @@
           </mc:Choice>
           <mc:Fallback>
             <w:pict>
-              <v:rect w14:anchorId="7C0DC0F2" id="Rectangle 4" o:spid="_x0000_s1026" style="position:absolute;margin-left:173.6pt;margin-top:3.75pt;width:133.8pt;height:55.8pt;z-index:251660288;visibility:visible;mso-wrap-style:square;mso-width-percent:0;mso-height-percent:0;mso-wrap-distance-left:9pt;mso-wrap-distance-top:0;mso-wrap-distance-right:9pt;mso-wrap-distance-bottom:0;mso-position-horizontal:absolute;mso-position-horizontal-relative:text;mso-position-vertical:absolute;mso-position-vertical-relative:text;mso-width-percent:0;mso-height-percent:0;mso-width-relative:margin;mso-height-relative:margin;v-text-anchor:middle" o:gfxdata="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" filled="f" strokecolor="#09101d [484]" strokeweight="1pt"/>
+              <v:rect w14:anchorId="41FCFE2F" id="Rectangle 4" o:spid="_x0000_s1026" style="position:absolute;margin-left:173.6pt;margin-top:3.75pt;width:133.8pt;height:55.8pt;z-index:251660288;visibility:visible;mso-wrap-style:square;mso-width-percent:0;mso-height-percent:0;mso-wrap-distance-left:9pt;mso-wrap-distance-top:0;mso-wrap-distance-right:9pt;mso-wrap-distance-bottom:0;mso-position-horizontal:absolute;mso-position-horizontal-relative:text;mso-position-vertical:absolute;mso-position-vertical-relative:text;mso-width-percent:0;mso-height-percent:0;mso-width-relative:margin;mso-height-relative:margin;v-text-anchor:middle" o:gfxdata="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" filled="f" strokecolor="#09101d [484]" strokeweight="1pt"/>
             </w:pict>
           </mc:Fallback>
         </mc:AlternateContent>
@@ -1008,7 +1010,7 @@
           </mc:Choice>
           <mc:Fallback>
             <w:pict>
-              <v:shapetype w14:anchorId="20A80072" id="_x0000_t34" coordsize="21600,21600" o:spt="34" o:oned="t" adj="10800" path="m,l@0,0@0,21600,21600,21600e" filled="f">
+              <v:shapetype w14:anchorId="19B63203" id="_x0000_t34" coordsize="21600,21600" o:spt="34" o:oned="t" adj="10800" path="m,l@0,0@0,21600,21600,21600e" filled="f">
                 <v:stroke joinstyle="miter"/>
                 <v:formulas>
                   <v:f eqn="val #0"/>
@@ -1100,7 +1102,7 @@
           </mc:Choice>
           <mc:Fallback>
             <w:pict>
-              <v:shape w14:anchorId="046BD018" id="Connector: Elbow 3" o:spid="_x0000_s1026" type="#_x0000_t34" style="position:absolute;margin-left:327.4pt;margin-top:3.85pt;width:95.45pt;height:3.6pt;z-index:251662336;visibility:visible;mso-wrap-style:square;mso-width-percent:0;mso-height-percent:0;mso-wrap-distance-left:9pt;mso-wrap-distance-top:0;mso-wrap-distance-right:9pt;mso-wrap-distance-bottom:0;mso-position-horizontal:absolute;mso-position-horizontal-relative:margin;mso-position-vertical:absolute;mso-position-vertical-relative:text;mso-width-percent:0;mso-height-percent:0;mso-width-relative:margin;mso-height-relative:margin" o:gfxdata="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" adj="68" strokecolor="#4472c4 [3204]" strokeweight=".5pt">
+              <v:shape w14:anchorId="50F967D7" id="Connector: Elbow 3" o:spid="_x0000_s1026" type="#_x0000_t34" style="position:absolute;margin-left:327.4pt;margin-top:3.85pt;width:95.45pt;height:3.6pt;z-index:251662336;visibility:visible;mso-wrap-style:square;mso-width-percent:0;mso-height-percent:0;mso-wrap-distance-left:9pt;mso-wrap-distance-top:0;mso-wrap-distance-right:9pt;mso-wrap-distance-bottom:0;mso-position-horizontal:absolute;mso-position-horizontal-relative:margin;mso-position-vertical:absolute;mso-position-vertical-relative:text;mso-width-percent:0;mso-height-percent:0;mso-width-relative:margin;mso-height-relative:margin" o:gfxdata="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" adj="68" strokecolor="#4472c4 [3204]" strokeweight=".5pt">
                 <v:stroke endarrow="block"/>
                 <w10:wrap anchorx="margin"/>
               </v:shape>
@@ -1140,6 +1142,284 @@
         </w:rPr>
       </w:pPr>
     </w:p>
+    <w:tbl>
+      <w:tblPr>
+        <w:tblStyle w:val="TableGrid"/>
+        <w:tblW w:w="0" w:type="auto"/>
+        <w:tblLook w:val="04A0" w:firstRow="1" w:lastRow="0" w:firstColumn="1" w:lastColumn="0" w:noHBand="0" w:noVBand="1"/>
+      </w:tblPr>
+      <w:tblGrid>
+        <w:gridCol w:w="5710"/>
+        <w:gridCol w:w="5710"/>
+      </w:tblGrid>
+      <w:tr>
+        <w:tc>
+          <w:tcPr>
+            <w:tcW w:w="5710" w:type="dxa"/>
+          </w:tcPr>
+          <w:p>
+            <w:pPr>
+              <w:rPr>
+                <w:rFonts w:asciiTheme="majorBidi" w:hAnsiTheme="majorBidi" w:cstheme="majorBidi"/>
+                <w:b/>
+                <w:bCs/>
+                <w:sz w:val="36"/>
+                <w:szCs w:val="36"/>
+              </w:rPr>
+            </w:pPr>
+            <w:r>
+              <w:rPr>
+                <w:rFonts w:asciiTheme="majorBidi" w:hAnsiTheme="majorBidi" w:cstheme="majorBidi"/>
+                <w:b/>
+                <w:bCs/>
+                <w:sz w:val="36"/>
+                <w:szCs w:val="36"/>
+              </w:rPr>
+              <w:t>'CBC (Complete Blood Count)'</w:t>
+            </w:r>
+          </w:p>
+        </w:tc>
+        <w:tc>
+          <w:tcPr>
+            <w:tcW w:w="5710" w:type="dxa"/>
+          </w:tcPr>
+          <w:p>
+            <w:pPr>
+              <w:rPr>
+                <w:rFonts w:asciiTheme="majorBidi" w:hAnsiTheme="majorBidi" w:cstheme="majorBidi"/>
+                <w:b/>
+                <w:bCs/>
+                <w:sz w:val="36"/>
+                <w:szCs w:val="36"/>
+              </w:rPr>
+            </w:pPr>
+            <w:r>
+              <w:rPr>
+                <w:rFonts w:asciiTheme="majorBidi" w:hAnsiTheme="majorBidi" w:cstheme="majorBidi"/>
+                <w:b/>
+                <w:bCs/>
+                <w:sz w:val="36"/>
+                <w:szCs w:val="36"/>
+              </w:rPr>
+              <w:t>'Urinalysis'</w:t>
+            </w:r>
+          </w:p>
+        </w:tc>
+      </w:tr>
+      <w:tr>
+        <w:tc>
+          <w:tcPr>
+            <w:tcW w:w="5710" w:type="dxa"/>
+          </w:tcPr>
+          <w:p>
+            <w:pPr>
+              <w:rPr>
+                <w:rFonts w:asciiTheme="majorBidi" w:hAnsiTheme="majorBidi" w:cstheme="majorBidi"/>
+                <w:b/>
+                <w:bCs/>
+                <w:sz w:val="36"/>
+                <w:szCs w:val="36"/>
+              </w:rPr>
+            </w:pPr>
+            <w:r>
+              <w:rPr>
+                <w:rFonts w:asciiTheme="majorBidi" w:hAnsiTheme="majorBidi" w:cstheme="majorBidi"/>
+                <w:b/>
+                <w:bCs/>
+                <w:sz w:val="36"/>
+                <w:szCs w:val="36"/>
+              </w:rPr>
+              <w:t>'HbA1c (Sugar Test)'</w:t>
+            </w:r>
+          </w:p>
+        </w:tc>
+        <w:tc>
+          <w:tcPr>
+            <w:tcW w:w="5710" w:type="dxa"/>
+          </w:tcPr>
+          <w:p>
+            <w:pPr>
+              <w:rPr>
+                <w:rFonts w:asciiTheme="majorBidi" w:hAnsiTheme="majorBidi" w:cstheme="majorBidi"/>
+                <w:b/>
+                <w:bCs/>
+                <w:sz w:val="36"/>
+                <w:szCs w:val="36"/>
+              </w:rPr>
+            </w:pPr>
+            <w:r>
+              <w:rPr>
+                <w:rFonts w:asciiTheme="majorBidi" w:hAnsiTheme="majorBidi" w:cstheme="majorBidi"/>
+                <w:b/>
+                <w:bCs/>
+                <w:sz w:val="36"/>
+                <w:szCs w:val="36"/>
+              </w:rPr>
+              <w:t>'TSH (Thyroid)’</w:t>
+            </w:r>
+          </w:p>
+        </w:tc>
+      </w:tr>
+      <w:tr>
+        <w:tc>
+          <w:tcPr>
+            <w:tcW w:w="5710" w:type="dxa"/>
+          </w:tcPr>
+          <w:p>
+            <w:pPr>
+              <w:rPr>
+                <w:rFonts w:asciiTheme="majorBidi" w:hAnsiTheme="majorBidi" w:cstheme="majorBidi"/>
+                <w:b/>
+                <w:bCs/>
+                <w:sz w:val="36"/>
+                <w:szCs w:val="36"/>
+              </w:rPr>
+            </w:pPr>
+            <w:r>
+              <w:rPr>
+                <w:rFonts w:asciiTheme="majorBidi" w:hAnsiTheme="majorBidi" w:cstheme="majorBidi"/>
+                <w:b/>
+                <w:bCs/>
+                <w:sz w:val="36"/>
+                <w:szCs w:val="36"/>
+              </w:rPr>
+              <w:t>‘Ferritin'</w:t>
+            </w:r>
+          </w:p>
+        </w:tc>
+        <w:tc>
+          <w:tcPr>
+            <w:tcW w:w="5710" w:type="dxa"/>
+          </w:tcPr>
+          <w:p>
+            <w:pPr>
+              <w:rPr>
+                <w:rFonts w:asciiTheme="majorBidi" w:hAnsiTheme="majorBidi" w:cstheme="majorBidi"/>
+                <w:b/>
+                <w:bCs/>
+                <w:sz w:val="36"/>
+                <w:szCs w:val="36"/>
+              </w:rPr>
+            </w:pPr>
+            <w:r>
+              <w:rPr>
+                <w:rFonts w:asciiTheme="majorBidi" w:hAnsiTheme="majorBidi" w:cstheme="majorBidi"/>
+                <w:b/>
+                <w:bCs/>
+                <w:sz w:val="36"/>
+                <w:szCs w:val="36"/>
+              </w:rPr>
+              <w:t>'Blood Group'</w:t>
+            </w:r>
+          </w:p>
+        </w:tc>
+      </w:tr>
+      <w:tr>
+        <w:tc>
+          <w:tcPr>
+            <w:tcW w:w="5710" w:type="dxa"/>
+          </w:tcPr>
+          <w:p>
+            <w:pPr>
+              <w:rPr>
+                <w:rFonts w:asciiTheme="majorBidi" w:hAnsiTheme="majorBidi" w:cstheme="majorBidi"/>
+                <w:b/>
+                <w:bCs/>
+                <w:sz w:val="36"/>
+                <w:szCs w:val="36"/>
+              </w:rPr>
+            </w:pPr>
+            <w:r>
+              <w:rPr>
+                <w:rFonts w:asciiTheme="majorBidi" w:hAnsiTheme="majorBidi" w:cstheme="majorBidi"/>
+                <w:b/>
+                <w:bCs/>
+                <w:sz w:val="36"/>
+                <w:szCs w:val="36"/>
+              </w:rPr>
+              <w:t>'HBsAg (Hepatitis B)'</w:t>
+            </w:r>
+          </w:p>
+        </w:tc>
+        <w:tc>
+          <w:tcPr>
+            <w:tcW w:w="5710" w:type="dxa"/>
+          </w:tcPr>
+          <w:p>
+            <w:pPr>
+              <w:rPr>
+                <w:rFonts w:asciiTheme="majorBidi" w:hAnsiTheme="majorBidi" w:cstheme="majorBidi"/>
+                <w:b/>
+                <w:bCs/>
+                <w:sz w:val="36"/>
+                <w:szCs w:val="36"/>
+              </w:rPr>
+            </w:pPr>
+            <w:r>
+              <w:rPr>
+                <w:rFonts w:asciiTheme="majorBidi" w:hAnsiTheme="majorBidi" w:cstheme="majorBidi"/>
+                <w:b/>
+                <w:bCs/>
+                <w:sz w:val="36"/>
+                <w:szCs w:val="36"/>
+              </w:rPr>
+              <w:t>'HCV (Hepatitis C)'</w:t>
+            </w:r>
+          </w:p>
+        </w:tc>
+      </w:tr>
+      <w:tr>
+        <w:tc>
+          <w:tcPr>
+            <w:tcW w:w="5710" w:type="dxa"/>
+          </w:tcPr>
+          <w:p>
+            <w:pPr>
+              <w:rPr>
+                <w:rFonts w:asciiTheme="majorBidi" w:hAnsiTheme="majorBidi" w:cstheme="majorBidi"/>
+                <w:b/>
+                <w:bCs/>
+                <w:sz w:val="36"/>
+                <w:szCs w:val="36"/>
+              </w:rPr>
+            </w:pPr>
+            <w:r>
+              <w:rPr>
+                <w:rFonts w:asciiTheme="majorBidi" w:hAnsiTheme="majorBidi" w:cstheme="majorBidi"/>
+                <w:b/>
+                <w:bCs/>
+                <w:sz w:val="36"/>
+                <w:szCs w:val="36"/>
+              </w:rPr>
+              <w:t>'Fasting Blood Glucose'</w:t>
+            </w:r>
+          </w:p>
+        </w:tc>
+        <w:tc>
+          <w:tcPr>
+            <w:tcW w:w="5710" w:type="dxa"/>
+          </w:tcPr>
+          <w:p>
+            <w:pPr>
+              <w:rPr>
+                <w:rFonts w:asciiTheme="majorBidi" w:hAnsiTheme="majorBidi" w:cstheme="majorBidi"/>
+                <w:b/>
+                <w:bCs/>
+                <w:sz w:val="36"/>
+                <w:szCs w:val="36"/>
+              </w:rPr>
+            </w:pPr>
+          </w:p>
+        </w:tc>
+      </w:tr>
+    </w:tbl>
+    <w:p>
+      <w:pPr>
+        <w:rPr>
+          <w:rFonts w:asciiTheme="majorBidi" w:hAnsiTheme="majorBidi" w:cstheme="majorBidi"/>
+        </w:rPr>
+      </w:pPr>
+    </w:p>
     <w:p>
       <w:pPr>
         <w:rPr>
@@ -1187,7 +1467,7 @@
           <w:noProof/>
         </w:rPr>
         <w:drawing>
-          <wp:anchor distT="0" distB="0" distL="114300" distR="114300" simplePos="0" relativeHeight="251671552" behindDoc="0" locked="0" layoutInCell="1" allowOverlap="1" wp14:anchorId="2378A7D2" wp14:editId="3BC6C5B8">
+          <wp:anchor distT="0" distB="0" distL="114300" distR="114300" simplePos="0" relativeHeight="251671552" behindDoc="0" locked="0" layoutInCell="1" allowOverlap="1" wp14:anchorId="2378A7D2" wp14:editId="0C57B3FA">
             <wp:simplePos x="0" y="0"/>
             <wp:positionH relativeFrom="margin">
               <wp:posOffset>536575</wp:posOffset>
@@ -1309,7 +1589,7 @@
           <w:noProof/>
         </w:rPr>
         <w:drawing>
-          <wp:anchor distT="0" distB="0" distL="114300" distR="114300" simplePos="0" relativeHeight="251670528" behindDoc="0" locked="0" layoutInCell="1" allowOverlap="1" wp14:anchorId="623C1A14" wp14:editId="20F0BC9A">
+          <wp:anchor distT="0" distB="0" distL="114300" distR="114300" simplePos="0" relativeHeight="251670528" behindDoc="0" locked="0" layoutInCell="1" allowOverlap="1" wp14:anchorId="623C1A14" wp14:editId="1A74C289">
             <wp:simplePos x="0" y="0"/>
             <wp:positionH relativeFrom="page">
               <wp:align>center</wp:align>
@@ -1529,16 +1809,7 @@
         </w:drawing>
       </w:r>
     </w:p>
-    <w:p>
-      <w:pPr>
-        <w:jc w:val="center"/>
-      </w:pPr>
-    </w:p>
-    <w:p>
-      <w:pPr>
-        <w:jc w:val="center"/>
-      </w:pPr>
-    </w:p>
+    <w:p/>
     <w:p>
       <w:pPr>
         <w:pStyle w:val="ListParagraph"/>
@@ -2105,7 +2376,17 @@
           <w:szCs w:val="36"/>
         </w:rPr>
       </w:pPr>
-      <w:r>
+    </w:p>
+    <w:p>
+      <w:pPr>
+        <w:pStyle w:val="ListParagraph"/>
+        <w:numPr>
+          <w:ilvl w:val="0"/>
+          <w:numId w:val="1"/>
+        </w:numPr>
+        <w:tabs>
+          <w:tab w:val="left" w:pos="1789"/>
+        </w:tabs>
         <w:rPr>
           <w:b/>
           <w:bCs/>
@@ -2114,6 +2395,17 @@
           <w:sz w:val="36"/>
           <w:szCs w:val="36"/>
         </w:rPr>
+      </w:pPr>
+      <w:r>
+        <w:rPr>
+          <w:b/>
+          <w:bCs/>
+          <w:noProof/>
+          <w:color w:val="002060"/>
+          <w:sz w:val="36"/>
+          <w:szCs w:val="36"/>
+        </w:rPr>
+        <w:lastRenderedPageBreak/>
         <w:t>Hepatits C</w:t>
       </w:r>
     </w:p>
@@ -2198,38 +2490,10 @@
         </w:rPr>
       </w:pPr>
     </w:p>
-    <w:p>
-      <w:pPr>
-        <w:pStyle w:val="ListParagraph"/>
-        <w:tabs>
-          <w:tab w:val="left" w:pos="1789"/>
-        </w:tabs>
-        <w:rPr>
-          <w:noProof/>
-        </w:rPr>
-      </w:pPr>
-    </w:p>
-    <w:p>
-      <w:pPr>
-        <w:rPr>
-          <w:noProof/>
-        </w:rPr>
-      </w:pPr>
-    </w:p>
-    <w:p>
-      <w:pPr>
-        <w:tabs>
-          <w:tab w:val="left" w:pos="2771"/>
-        </w:tabs>
-      </w:pPr>
-      <w:r>
-        <w:tab/>
-      </w:r>
-    </w:p>
     <w:tbl>
       <w:tblPr>
         <w:tblStyle w:val="TableGrid"/>
-        <w:tblpPr w:leftFromText="180" w:rightFromText="180" w:horzAnchor="margin" w:tblpY="403"/>
+        <w:tblpPr w:leftFromText="180" w:rightFromText="180" w:vertAnchor="page" w:horzAnchor="margin" w:tblpY="3208"/>
         <w:tblW w:w="0" w:type="auto"/>
         <w:tblLook w:val="04A0" w:firstRow="1" w:lastRow="0" w:firstColumn="1" w:lastColumn="0" w:noHBand="0" w:noVBand="1"/>
       </w:tblPr>
@@ -2879,9 +3143,58 @@
           </w:p>
         </w:tc>
       </w:tr>
+      <w:tr>
+        <w:tc>
+          <w:tcPr>
+            <w:tcW w:w="5710" w:type="dxa"/>
+          </w:tcPr>
+          <w:p>
+            <w:pPr>
+              <w:tabs>
+                <w:tab w:val="left" w:pos="1789"/>
+              </w:tabs>
+              <w:rPr>
+                <w:rFonts w:asciiTheme="majorBidi" w:hAnsiTheme="majorBidi" w:cstheme="majorBidi"/>
+                <w:b/>
+                <w:bCs/>
+                <w:noProof/>
+                <w:color w:val="C00000"/>
+                <w:sz w:val="36"/>
+                <w:szCs w:val="36"/>
+              </w:rPr>
+            </w:pPr>
+          </w:p>
+        </w:tc>
+        <w:tc>
+          <w:tcPr>
+            <w:tcW w:w="5710" w:type="dxa"/>
+          </w:tcPr>
+          <w:p>
+            <w:pPr>
+              <w:tabs>
+                <w:tab w:val="left" w:pos="2771"/>
+              </w:tabs>
+              <w:jc w:val="center"/>
+              <w:rPr>
+                <w:rFonts w:asciiTheme="majorBidi" w:hAnsiTheme="majorBidi" w:cstheme="majorBidi"/>
+                <w:b/>
+                <w:bCs/>
+                <w:color w:val="C00000"/>
+                <w:sz w:val="36"/>
+                <w:szCs w:val="36"/>
+              </w:rPr>
+            </w:pPr>
+          </w:p>
+        </w:tc>
+      </w:tr>
     </w:tbl>
     <w:p>
       <w:pPr>
+        <w:tabs>
+          <w:tab w:val="left" w:pos="2771"/>
+        </w:tabs>
+      </w:pPr>
+      <w:r>
         <w:rPr>
           <w:rFonts w:asciiTheme="majorBidi" w:hAnsiTheme="majorBidi" w:cstheme="majorBidi"/>
           <w:b/>
@@ -2890,9 +3203,88 @@
           <w:sz w:val="32"/>
           <w:szCs w:val="32"/>
         </w:rPr>
-      </w:pPr>
-      <w:r>
-        <w:rPr>
+        <w:t>Conformation</w:t>
+      </w:r>
+      <w:r>
+        <w:rPr>
+          <w:rFonts w:asciiTheme="majorBidi" w:hAnsiTheme="majorBidi" w:cstheme="majorBidi"/>
+          <w:b/>
+          <w:bCs/>
+          <w:color w:val="C00000"/>
+          <w:sz w:val="32"/>
+          <w:szCs w:val="32"/>
+        </w:rPr>
+        <w:t xml:space="preserve"> End Point:</w:t>
+      </w:r>
+    </w:p>
+    <w:p>
+      <w:pPr>
+        <w:tabs>
+          <w:tab w:val="left" w:pos="2748"/>
+        </w:tabs>
+        <w:rPr>
+          <w:rFonts w:asciiTheme="majorBidi" w:hAnsiTheme="majorBidi" w:cstheme="majorBidi"/>
+          <w:b/>
+          <w:bCs/>
+          <w:color w:val="C00000"/>
+          <w:sz w:val="32"/>
+          <w:szCs w:val="32"/>
+        </w:rPr>
+      </w:pPr>
+      <w:hyperlink r:id="rId15" w:history="1">
+        <w:r>
+          <w:rPr>
+            <w:rStyle w:val="Hyperlink"/>
+            <w:rFonts w:asciiTheme="majorBidi" w:hAnsiTheme="majorBidi" w:cstheme="majorBidi"/>
+            <w:b/>
+            <w:bCs/>
+            <w:sz w:val="32"/>
+            <w:szCs w:val="32"/>
+          </w:rPr>
+          <w:t>https://eman123yasser-tests-ocr.hf.space/confir</w:t>
+        </w:r>
+        <w:r>
+          <w:rPr>
+            <w:rStyle w:val="Hyperlink"/>
+            <w:rFonts w:asciiTheme="majorBidi" w:hAnsiTheme="majorBidi" w:cstheme="majorBidi"/>
+            <w:b/>
+            <w:bCs/>
+            <w:sz w:val="32"/>
+            <w:szCs w:val="32"/>
+          </w:rPr>
+          <w:t>m</w:t>
+        </w:r>
+      </w:hyperlink>
+    </w:p>
+    <w:p>
+      <w:pPr>
+        <w:tabs>
+          <w:tab w:val="left" w:pos="2748"/>
+        </w:tabs>
+        <w:rPr>
+          <w:rFonts w:asciiTheme="majorBidi" w:hAnsiTheme="majorBidi" w:cstheme="majorBidi"/>
+          <w:b/>
+          <w:bCs/>
+          <w:color w:val="C00000"/>
+          <w:sz w:val="32"/>
+          <w:szCs w:val="32"/>
+        </w:rPr>
+      </w:pPr>
+    </w:p>
+    <w:p>
+      <w:pPr>
+        <w:rPr>
+          <w:rFonts w:asciiTheme="majorBidi" w:hAnsiTheme="majorBidi" w:cstheme="majorBidi"/>
+          <w:b/>
+          <w:bCs/>
+          <w:color w:val="C00000"/>
+          <w:sz w:val="32"/>
+          <w:szCs w:val="32"/>
+        </w:rPr>
+      </w:pPr>
+      <w:r>
+        <w:rPr>
+          <w:rStyle w:val="Hyperlink"/>
           <w:rFonts w:asciiTheme="majorBidi" w:hAnsiTheme="majorBidi" w:cstheme="majorBidi"/>
           <w:b/>
           <w:bCs/>
@@ -2903,124 +3295,13 @@
         <mc:AlternateContent>
           <mc:Choice Requires="wps">
             <w:drawing>
-              <wp:anchor distT="0" distB="0" distL="114300" distR="114300" simplePos="0" relativeHeight="251692032" behindDoc="0" locked="0" layoutInCell="1" allowOverlap="1" wp14:anchorId="4A5E267D" wp14:editId="5C0ED0E8">
+              <wp:anchor distT="0" distB="0" distL="114300" distR="114300" simplePos="0" relativeHeight="251696128" behindDoc="0" locked="0" layoutInCell="1" allowOverlap="1" wp14:anchorId="2A561AC2" wp14:editId="0C914E0F">
                 <wp:simplePos x="0" y="0"/>
                 <wp:positionH relativeFrom="margin">
-                  <wp:posOffset>5856490</wp:posOffset>
+                  <wp:posOffset>-290369</wp:posOffset>
                 </wp:positionH>
                 <wp:positionV relativeFrom="paragraph">
-                  <wp:posOffset>283210</wp:posOffset>
-                </wp:positionV>
-                <wp:extent cx="1524000" cy="367145"/>
-                <wp:effectExtent l="0" t="0" r="0" b="0"/>
-                <wp:wrapNone/>
-                <wp:docPr id="810802837" name="Text Box 2"/>
-                <wp:cNvGraphicFramePr/>
-                <a:graphic xmlns:a="http://schemas.openxmlformats.org/drawingml/2006/main">
-                  <a:graphicData uri="http://schemas.microsoft.com/office/word/2010/wordprocessingShape">
-                    <wps:wsp>
-                      <wps:cNvSpPr txBox="1"/>
-                      <wps:spPr>
-                        <a:xfrm>
-                          <a:off x="0" y="0"/>
-                          <a:ext cx="1524000" cy="367145"/>
-                        </a:xfrm>
-                        <a:prstGeom prst="rect">
-                          <a:avLst/>
-                        </a:prstGeom>
-                        <a:noFill/>
-                        <a:ln w="6350">
-                          <a:noFill/>
-                        </a:ln>
-                      </wps:spPr>
-                      <wps:txbx>
-                        <w:txbxContent>
-                          <w:p>
-                            <w:pPr>
-                              <w:rPr>
-                                <w:b/>
-                                <w:bCs/>
-                                <w:lang w:bidi="ar-EG"/>
-                              </w:rPr>
-                            </w:pPr>
-                            <w:r>
-                              <w:rPr>
-                                <w:b/>
-                                <w:bCs/>
-                                <w:lang w:bidi="ar-EG"/>
-                              </w:rPr>
-                              <w:t>Error Message</w:t>
-                            </w:r>
-                          </w:p>
-                        </w:txbxContent>
-                      </wps:txbx>
-                      <wps:bodyPr rot="0" spcFirstLastPara="0" vertOverflow="overflow" horzOverflow="overflow" vert="horz" wrap="square" lIns="91440" tIns="45720" rIns="91440" bIns="45720" numCol="1" spcCol="0" rtlCol="0" fromWordArt="0" anchor="t" anchorCtr="0" forceAA="0" compatLnSpc="1">
-                        <a:prstTxWarp prst="textNoShape">
-                          <a:avLst/>
-                        </a:prstTxWarp>
-                        <a:noAutofit/>
-                      </wps:bodyPr>
-                    </wps:wsp>
-                  </a:graphicData>
-                </a:graphic>
-                <wp14:sizeRelH relativeFrom="margin">
-                  <wp14:pctWidth>0</wp14:pctWidth>
-                </wp14:sizeRelH>
-                <wp14:sizeRelV relativeFrom="margin">
-                  <wp14:pctHeight>0</wp14:pctHeight>
-                </wp14:sizeRelV>
-              </wp:anchor>
-            </w:drawing>
-          </mc:Choice>
-          <mc:Fallback>
-            <w:pict>
-              <v:shape w14:anchorId="4A5E267D" id="_x0000_s1031" type="#_x0000_t202" style="position:absolute;margin-left:461.15pt;margin-top:22.3pt;width:120pt;height:28.9pt;z-index:251692032;visibility:visible;mso-wrap-style:square;mso-width-percent:0;mso-height-percent:0;mso-wrap-distance-left:9pt;mso-wrap-distance-top:0;mso-wrap-distance-right:9pt;mso-wrap-distance-bottom:0;mso-position-horizontal:absolute;mso-position-horizontal-relative:margin;mso-position-vertical:absolute;mso-position-vertical-relative:text;mso-width-percent:0;mso-height-percent:0;mso-width-relative:margin;mso-height-relative:margin;v-text-anchor:top" o:gfxdata="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" filled="f" stroked="f" strokeweight=".5pt">
-                <v:textbox>
-                  <w:txbxContent>
-                    <w:p>
-                      <w:pPr>
-                        <w:rPr>
-                          <w:b/>
-                          <w:bCs/>
-                          <w:lang w:bidi="ar-EG"/>
-                        </w:rPr>
-                      </w:pPr>
-                      <w:r>
-                        <w:rPr>
-                          <w:b/>
-                          <w:bCs/>
-                          <w:lang w:bidi="ar-EG"/>
-                        </w:rPr>
-                        <w:t>Error Message</w:t>
-                      </w:r>
-                    </w:p>
-                  </w:txbxContent>
-                </v:textbox>
-                <w10:wrap anchorx="margin"/>
-              </v:shape>
-            </w:pict>
-          </mc:Fallback>
-        </mc:AlternateContent>
-      </w:r>
-      <w:r>
-        <w:rPr>
-          <w:rFonts w:asciiTheme="majorBidi" w:hAnsiTheme="majorBidi" w:cstheme="majorBidi"/>
-          <w:b/>
-          <w:bCs/>
-          <w:noProof/>
-          <w:sz w:val="20"/>
-          <w:szCs w:val="20"/>
-        </w:rPr>
-        <mc:AlternateContent>
-          <mc:Choice Requires="wps">
-            <w:drawing>
-              <wp:anchor distT="0" distB="0" distL="114300" distR="114300" simplePos="0" relativeHeight="251687936" behindDoc="0" locked="0" layoutInCell="1" allowOverlap="1" wp14:anchorId="5CBD5FFF" wp14:editId="4C38C0E8">
-                <wp:simplePos x="0" y="0"/>
-                <wp:positionH relativeFrom="margin">
-                  <wp:posOffset>-186921</wp:posOffset>
-                </wp:positionH>
-                <wp:positionV relativeFrom="paragraph">
-                  <wp:posOffset>124171</wp:posOffset>
+                  <wp:posOffset>131792</wp:posOffset>
                 </wp:positionV>
                 <wp:extent cx="1376680" cy="1447800"/>
                 <wp:effectExtent l="0" t="0" r="0" b="0"/>
@@ -3157,7 +3438,7 @@
           </mc:Choice>
           <mc:Fallback>
             <w:pict>
-              <v:shape w14:anchorId="5CBD5FFF" id="_x0000_s1032" type="#_x0000_t202" style="position:absolute;margin-left:-14.7pt;margin-top:9.8pt;width:108.4pt;height:114pt;z-index:251687936;visibility:visible;mso-wrap-style:square;mso-width-percent:0;mso-height-percent:0;mso-wrap-distance-left:9pt;mso-wrap-distance-top:0;mso-wrap-distance-right:9pt;mso-wrap-distance-bottom:0;mso-position-horizontal:absolute;mso-position-horizontal-relative:margin;mso-position-vertical:absolute;mso-position-vertical-relative:text;mso-width-percent:0;mso-height-percent:0;mso-width-relative:margin;mso-height-relative:margin;v-text-anchor:top" o:gfxdata="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" filled="f" stroked="f" strokeweight=".5pt">
+              <v:shape w14:anchorId="2A561AC2" id="_x0000_s1032" type="#_x0000_t202" style="position:absolute;margin-left:-22.85pt;margin-top:10.4pt;width:108.4pt;height:114pt;z-index:251696128;visibility:visible;mso-wrap-style:square;mso-width-percent:0;mso-height-percent:0;mso-wrap-distance-left:9pt;mso-wrap-distance-top:0;mso-wrap-distance-right:9pt;mso-wrap-distance-bottom:0;mso-position-horizontal:absolute;mso-position-horizontal-relative:margin;mso-position-vertical:absolute;mso-position-vertical-relative:text;mso-width-percent:0;mso-height-percent:0;mso-width-relative:margin;mso-height-relative:margin;v-text-anchor:top" o:gfxdata="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" filled="f" stroked="f" strokeweight=".5pt">
                 <v:textbox>
                   <w:txbxContent>
                     <w:p>
@@ -3269,13 +3550,13 @@
         <mc:AlternateContent>
           <mc:Choice Requires="wps">
             <w:drawing>
-              <wp:anchor distT="0" distB="0" distL="114300" distR="114300" simplePos="0" relativeHeight="251683840" behindDoc="0" locked="0" layoutInCell="1" allowOverlap="1" wp14:anchorId="5B7989D8" wp14:editId="7226E396">
+              <wp:anchor distT="0" distB="0" distL="114300" distR="114300" simplePos="0" relativeHeight="251683840" behindDoc="0" locked="0" layoutInCell="1" allowOverlap="1" wp14:anchorId="5B7989D8" wp14:editId="47D06578">
                 <wp:simplePos x="0" y="0"/>
                 <wp:positionH relativeFrom="margin">
-                  <wp:posOffset>4419600</wp:posOffset>
+                  <wp:posOffset>4322618</wp:posOffset>
                 </wp:positionH>
                 <wp:positionV relativeFrom="paragraph">
-                  <wp:posOffset>323619</wp:posOffset>
+                  <wp:posOffset>299432</wp:posOffset>
                 </wp:positionV>
                 <wp:extent cx="647700" cy="274320"/>
                 <wp:effectExtent l="0" t="0" r="0" b="0"/>
@@ -3349,7 +3630,7 @@
           </mc:Choice>
           <mc:Fallback>
             <w:pict>
-              <v:shape w14:anchorId="5B7989D8" id="_x0000_s1033" type="#_x0000_t202" style="position:absolute;margin-left:348pt;margin-top:25.5pt;width:51pt;height:21.6pt;z-index:251683840;visibility:visible;mso-wrap-style:square;mso-width-percent:0;mso-height-percent:0;mso-wrap-distance-left:9pt;mso-wrap-distance-top:0;mso-wrap-distance-right:9pt;mso-wrap-distance-bottom:0;mso-position-horizontal:absolute;mso-position-horizontal-relative:margin;mso-position-vertical:absolute;mso-position-vertical-relative:text;mso-width-percent:0;mso-height-percent:0;mso-width-relative:margin;mso-height-relative:margin;v-text-anchor:top" o:gfxdata="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" filled="f" stroked="f" strokeweight=".5pt">
+              <v:shape w14:anchorId="5B7989D8" id="_x0000_s1033" type="#_x0000_t202" style="position:absolute;margin-left:340.35pt;margin-top:23.6pt;width:51pt;height:21.6pt;z-index:251683840;visibility:visible;mso-wrap-style:square;mso-width-percent:0;mso-height-percent:0;mso-wrap-distance-left:9pt;mso-wrap-distance-top:0;mso-wrap-distance-right:9pt;mso-wrap-distance-bottom:0;mso-position-horizontal:absolute;mso-position-horizontal-relative:margin;mso-position-vertical:absolute;mso-position-vertical-relative:text;mso-width-percent:0;mso-height-percent:0;mso-width-relative:margin;mso-height-relative:margin;v-text-anchor:top" o:gfxdata="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" filled="f" stroked="f" strokeweight=".5pt">
                 <v:textbox>
                   <w:txbxContent>
                     <w:p>
@@ -3399,13 +3680,13 @@
         <mc:AlternateContent>
           <mc:Choice Requires="wps">
             <w:drawing>
-              <wp:anchor distT="0" distB="0" distL="114300" distR="114300" simplePos="0" relativeHeight="251677696" behindDoc="0" locked="0" layoutInCell="1" allowOverlap="1" wp14:anchorId="428D4C3C" wp14:editId="1157A005">
+              <wp:anchor distT="0" distB="0" distL="114300" distR="114300" simplePos="0" relativeHeight="251677696" behindDoc="0" locked="0" layoutInCell="1" allowOverlap="1" wp14:anchorId="428D4C3C" wp14:editId="357F0429">
                 <wp:simplePos x="0" y="0"/>
                 <wp:positionH relativeFrom="column">
-                  <wp:posOffset>2067329</wp:posOffset>
+                  <wp:posOffset>2086437</wp:posOffset>
                 </wp:positionH>
                 <wp:positionV relativeFrom="paragraph">
-                  <wp:posOffset>334299</wp:posOffset>
+                  <wp:posOffset>372226</wp:posOffset>
                 </wp:positionV>
                 <wp:extent cx="1697990" cy="739276"/>
                 <wp:effectExtent l="0" t="0" r="16510" b="22860"/>
@@ -3462,32 +3743,10 @@
           </mc:Choice>
           <mc:Fallback>
             <w:pict>
-              <v:rect w14:anchorId="22D6978B" id="Rectangle 4" o:spid="_x0000_s1026" style="position:absolute;margin-left:162.8pt;margin-top:26.3pt;width:133.7pt;height:58.2pt;z-index:251677696;visibility:visible;mso-wrap-style:square;mso-width-percent:0;mso-height-percent:0;mso-wrap-distance-left:9pt;mso-wrap-distance-top:0;mso-wrap-distance-right:9pt;mso-wrap-distance-bottom:0;mso-position-horizontal:absolute;mso-position-horizontal-relative:text;mso-position-vertical:absolute;mso-position-vertical-relative:text;mso-width-percent:0;mso-height-percent:0;mso-width-relative:margin;mso-height-relative:margin;v-text-anchor:middle" o:gfxdata="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" filled="f" strokecolor="#09101d [484]" strokeweight="1pt"/>
+              <v:rect w14:anchorId="402C8D34" id="Rectangle 4" o:spid="_x0000_s1026" style="position:absolute;margin-left:164.3pt;margin-top:29.3pt;width:133.7pt;height:58.2pt;z-index:251677696;visibility:visible;mso-wrap-style:square;mso-width-percent:0;mso-height-percent:0;mso-wrap-distance-left:9pt;mso-wrap-distance-top:0;mso-wrap-distance-right:9pt;mso-wrap-distance-bottom:0;mso-position-horizontal:absolute;mso-position-horizontal-relative:text;mso-position-vertical:absolute;mso-position-vertical-relative:text;mso-width-percent:0;mso-height-percent:0;mso-width-relative:margin;mso-height-relative:margin;v-text-anchor:middle" o:gfxdata="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" filled="f" strokecolor="#09101d [484]" strokeweight="1pt"/>
             </w:pict>
           </mc:Fallback>
         </mc:AlternateContent>
-      </w:r>
-      <w:r>
-        <w:rPr>
-          <w:rFonts w:asciiTheme="majorBidi" w:hAnsiTheme="majorBidi" w:cstheme="majorBidi"/>
-          <w:b/>
-          <w:bCs/>
-          <w:color w:val="C00000"/>
-          <w:sz w:val="32"/>
-          <w:szCs w:val="32"/>
-        </w:rPr>
-        <w:t>Conformation</w:t>
-      </w:r>
-      <w:r>
-        <w:rPr>
-          <w:rFonts w:asciiTheme="majorBidi" w:hAnsiTheme="majorBidi" w:cstheme="majorBidi"/>
-          <w:b/>
-          <w:bCs/>
-          <w:color w:val="C00000"/>
-          <w:sz w:val="32"/>
-          <w:szCs w:val="32"/>
-        </w:rPr>
-        <w:t xml:space="preserve"> End Point:</w:t>
       </w:r>
     </w:p>
     <w:p>
@@ -3514,87 +3773,7 @@
         <mc:AlternateContent>
           <mc:Choice Requires="wps">
             <w:drawing>
-              <wp:anchor distT="0" distB="0" distL="114300" distR="114300" simplePos="0" relativeHeight="251693056" behindDoc="0" locked="0" layoutInCell="1" allowOverlap="1" wp14:anchorId="48DFDD83" wp14:editId="59485849">
-                <wp:simplePos x="0" y="0"/>
-                <wp:positionH relativeFrom="column">
-                  <wp:posOffset>5614555</wp:posOffset>
-                </wp:positionH>
-                <wp:positionV relativeFrom="paragraph">
-                  <wp:posOffset>80414</wp:posOffset>
-                </wp:positionV>
-                <wp:extent cx="270163" cy="165908"/>
-                <wp:effectExtent l="0" t="76200" r="0" b="24765"/>
-                <wp:wrapNone/>
-                <wp:docPr id="2037069824" name="Connector: Elbow 1"/>
-                <wp:cNvGraphicFramePr/>
-                <a:graphic xmlns:a="http://schemas.openxmlformats.org/drawingml/2006/main">
-                  <a:graphicData uri="http://schemas.microsoft.com/office/word/2010/wordprocessingShape">
-                    <wps:wsp>
-                      <wps:cNvCnPr/>
-                      <wps:spPr>
-                        <a:xfrm flipV="1">
-                          <a:off x="0" y="0"/>
-                          <a:ext cx="270163" cy="165908"/>
-                        </a:xfrm>
-                        <a:prstGeom prst="bentConnector3">
-                          <a:avLst>
-                            <a:gd name="adj1" fmla="val 9133"/>
-                          </a:avLst>
-                        </a:prstGeom>
-                        <a:ln>
-                          <a:tailEnd type="triangle"/>
-                        </a:ln>
-                      </wps:spPr>
-                      <wps:style>
-                        <a:lnRef idx="1">
-                          <a:schemeClr val="accent1"/>
-                        </a:lnRef>
-                        <a:fillRef idx="0">
-                          <a:schemeClr val="accent1"/>
-                        </a:fillRef>
-                        <a:effectRef idx="0">
-                          <a:schemeClr val="accent1"/>
-                        </a:effectRef>
-                        <a:fontRef idx="minor">
-                          <a:schemeClr val="tx1"/>
-                        </a:fontRef>
-                      </wps:style>
-                      <wps:bodyPr/>
-                    </wps:wsp>
-                  </a:graphicData>
-                </a:graphic>
-                <wp14:sizeRelH relativeFrom="margin">
-                  <wp14:pctWidth>0</wp14:pctWidth>
-                </wp14:sizeRelH>
-                <wp14:sizeRelV relativeFrom="margin">
-                  <wp14:pctHeight>0</wp14:pctHeight>
-                </wp14:sizeRelV>
-              </wp:anchor>
-            </w:drawing>
-          </mc:Choice>
-          <mc:Fallback>
-            <w:pict>
-              <v:shape w14:anchorId="37484913" id="Connector: Elbow 1" o:spid="_x0000_s1026" type="#_x0000_t34" style="position:absolute;margin-left:442.1pt;margin-top:6.35pt;width:21.25pt;height:13.05pt;flip:y;z-index:251693056;visibility:visible;mso-wrap-style:square;mso-width-percent:0;mso-height-percent:0;mso-wrap-distance-left:9pt;mso-wrap-distance-top:0;mso-wrap-distance-right:9pt;mso-wrap-distance-bottom:0;mso-position-horizontal:absolute;mso-position-horizontal-relative:text;mso-position-vertical:absolute;mso-position-vertical-relative:text;mso-width-percent:0;mso-height-percent:0;mso-width-relative:margin;mso-height-relative:margin" o:gfxdata="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" adj="1973" strokecolor="#4472c4 [3204]" strokeweight=".5pt">
-                <v:stroke endarrow="block"/>
-              </v:shape>
-            </w:pict>
-          </mc:Fallback>
-        </mc:AlternateContent>
-      </w:r>
-      <w:r>
-        <w:rPr>
-          <w:rFonts w:asciiTheme="majorBidi" w:hAnsiTheme="majorBidi" w:cstheme="majorBidi"/>
-          <w:b/>
-          <w:bCs/>
-          <w:noProof/>
-          <w:color w:val="000000" w:themeColor="text1"/>
-          <w:sz w:val="32"/>
-          <w:szCs w:val="32"/>
-        </w:rPr>
-        <mc:AlternateContent>
-          <mc:Choice Requires="wps">
-            <w:drawing>
-              <wp:anchor distT="0" distB="0" distL="114300" distR="114300" simplePos="0" relativeHeight="251679744" behindDoc="0" locked="0" layoutInCell="1" allowOverlap="1" wp14:anchorId="28EF127A" wp14:editId="6CE74F9C">
+              <wp:anchor distT="0" distB="0" distL="114300" distR="114300" simplePos="0" relativeHeight="251679744" behindDoc="0" locked="0" layoutInCell="1" allowOverlap="1" wp14:anchorId="28EF127A" wp14:editId="1F1F7905">
                 <wp:simplePos x="0" y="0"/>
                 <wp:positionH relativeFrom="margin">
                   <wp:posOffset>3785755</wp:posOffset>
@@ -3654,7 +3833,18 @@
           </mc:Choice>
           <mc:Fallback>
             <w:pict>
-              <v:shape w14:anchorId="739A8F29" id="Connector: Elbow 3" o:spid="_x0000_s1026" type="#_x0000_t34" style="position:absolute;margin-left:298.1pt;margin-top:20.5pt;width:159.25pt;height:55.1pt;z-index:251679744;visibility:visible;mso-wrap-style:square;mso-width-percent:0;mso-height-percent:0;mso-wrap-distance-left:9pt;mso-wrap-distance-top:0;mso-wrap-distance-right:9pt;mso-wrap-distance-bottom:0;mso-position-horizontal:absolute;mso-position-horizontal-relative:margin;mso-position-vertical:absolute;mso-position-vertical-relative:text;mso-width-percent:0;mso-height-percent:0;mso-width-relative:margin;mso-height-relative:margin" o:gfxdata="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" adj="19789" strokecolor="#4472c4 [3204]" strokeweight=".5pt">
+              <v:shapetype w14:anchorId="2A96F66F" id="_x0000_t34" coordsize="21600,21600" o:spt="34" o:oned="t" adj="10800" path="m,l@0,0@0,21600,21600,21600e" filled="f">
+                <v:stroke joinstyle="miter"/>
+                <v:formulas>
+                  <v:f eqn="val #0"/>
+                </v:formulas>
+                <v:path arrowok="t" fillok="f" o:connecttype="none"/>
+                <v:handles>
+                  <v:h position="#0,center"/>
+                </v:handles>
+                <o:lock v:ext="edit" shapetype="t"/>
+              </v:shapetype>
+              <v:shape id="Connector: Elbow 3" o:spid="_x0000_s1026" type="#_x0000_t34" style="position:absolute;margin-left:298.1pt;margin-top:20.5pt;width:159.25pt;height:55.1pt;z-index:251679744;visibility:visible;mso-wrap-style:square;mso-width-percent:0;mso-height-percent:0;mso-wrap-distance-left:9pt;mso-wrap-distance-top:0;mso-wrap-distance-right:9pt;mso-wrap-distance-bottom:0;mso-position-horizontal:absolute;mso-position-horizontal-relative:margin;mso-position-vertical:absolute;mso-position-vertical-relative:text;mso-width-percent:0;mso-height-percent:0;mso-width-relative:margin;mso-height-relative:margin" o:gfxdata="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" adj="19789" strokecolor="#4472c4 [3204]" strokeweight=".5pt">
                 <v:stroke endarrow="block"/>
                 <w10:wrap anchorx="margin"/>
               </v:shape>
@@ -3880,7 +4070,7 @@
           </mc:Choice>
           <mc:Fallback>
             <w:pict>
-              <v:shape w14:anchorId="38CA4EF5" id="Connector: Elbow 3" o:spid="_x0000_s1026" type="#_x0000_t34" style="position:absolute;margin-left:67.1pt;margin-top:23.55pt;width:95.45pt;height:3.6pt;z-index:251681792;visibility:visible;mso-wrap-style:square;mso-width-percent:0;mso-height-percent:0;mso-wrap-distance-left:9pt;mso-wrap-distance-top:0;mso-wrap-distance-right:9pt;mso-wrap-distance-bottom:0;mso-position-horizontal:absolute;mso-position-horizontal-relative:margin;mso-position-vertical:absolute;mso-position-vertical-relative:text;mso-width-percent:0;mso-height-percent:0;mso-width-relative:margin;mso-height-relative:margin" o:gfxdata="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" adj="68" strokecolor="#4472c4 [3204]" strokeweight=".5pt">
+              <v:shape w14:anchorId="171809C3" id="Connector: Elbow 3" o:spid="_x0000_s1026" type="#_x0000_t34" style="position:absolute;margin-left:67.1pt;margin-top:23.55pt;width:95.45pt;height:3.6pt;z-index:251681792;visibility:visible;mso-wrap-style:square;mso-width-percent:0;mso-height-percent:0;mso-wrap-distance-left:9pt;mso-wrap-distance-top:0;mso-wrap-distance-right:9pt;mso-wrap-distance-bottom:0;mso-position-horizontal:absolute;mso-position-horizontal-relative:margin;mso-position-vertical:absolute;mso-position-vertical-relative:text;mso-width-percent:0;mso-height-percent:0;mso-width-relative:margin;mso-height-relative:margin" o:gfxdata="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" adj="68" strokecolor="#4472c4 [3204]" strokeweight=".5pt">
                 <v:stroke endarrow="block"/>
                 <w10:wrap anchorx="margin"/>
               </v:shape>
@@ -4588,15 +4778,133 @@
     </w:p>
     <w:p>
       <w:pPr>
+        <w:ind w:left="360"/>
+        <w:rPr>
+          <w:rFonts w:asciiTheme="majorBidi" w:hAnsiTheme="majorBidi" w:cstheme="majorBidi"/>
+          <w:b/>
+          <w:bCs/>
+          <w:color w:val="0D0D0D" w:themeColor="text1" w:themeTint="F2"/>
+          <w:sz w:val="32"/>
+          <w:szCs w:val="32"/>
+        </w:rPr>
+      </w:pPr>
+    </w:p>
+    <w:p>
+      <w:pPr>
+        <w:tabs>
+          <w:tab w:val="left" w:pos="2771"/>
+        </w:tabs>
+        <w:rPr>
+          <w:noProof/>
+        </w:rPr>
+      </w:pPr>
+    </w:p>
+    <w:p>
+      <w:pPr>
+        <w:pStyle w:val="ListParagraph"/>
+        <w:tabs>
+          <w:tab w:val="left" w:pos="2771"/>
+        </w:tabs>
+        <w:rPr>
+          <w:rFonts w:asciiTheme="majorBidi" w:hAnsiTheme="majorBidi" w:cstheme="majorBidi"/>
+          <w:color w:val="C00000"/>
+          <w:sz w:val="36"/>
+          <w:szCs w:val="36"/>
+        </w:rPr>
+      </w:pPr>
+    </w:p>
+    <w:p>
+      <w:pPr>
         <w:pStyle w:val="ListParagraph"/>
         <w:numPr>
           <w:ilvl w:val="0"/>
           <w:numId w:val="1"/>
         </w:numPr>
-        <w:rPr>
-          <w:rFonts w:asciiTheme="majorBidi" w:hAnsiTheme="majorBidi" w:cstheme="majorBidi"/>
-          <w:b/>
-          <w:bCs/>
+        <w:tabs>
+          <w:tab w:val="left" w:pos="2771"/>
+        </w:tabs>
+        <w:rPr>
+          <w:rFonts w:asciiTheme="majorBidi" w:hAnsiTheme="majorBidi" w:cstheme="majorBidi"/>
+          <w:color w:val="C00000"/>
+          <w:sz w:val="36"/>
+          <w:szCs w:val="36"/>
+        </w:rPr>
+      </w:pPr>
+      <w:r>
+        <w:rPr>
+          <w:rFonts w:asciiTheme="majorBidi" w:hAnsiTheme="majorBidi" w:cstheme="majorBidi"/>
+          <w:color w:val="C00000"/>
+          <w:sz w:val="36"/>
+          <w:szCs w:val="36"/>
+        </w:rPr>
+        <w:lastRenderedPageBreak/>
+        <w:t>Submit End Point</w:t>
+      </w:r>
+    </w:p>
+    <w:p>
+      <w:pPr>
+        <w:pStyle w:val="ListParagraph"/>
+        <w:rPr>
+          <w:rFonts w:asciiTheme="majorBidi" w:hAnsiTheme="majorBidi" w:cstheme="majorBidi"/>
+          <w:color w:val="002060"/>
+          <w:sz w:val="36"/>
+          <w:szCs w:val="36"/>
+        </w:rPr>
+      </w:pPr>
+      <w:hyperlink r:id="rId16" w:history="1">
+        <w:r>
+          <w:rPr>
+            <w:rStyle w:val="Hyperlink"/>
+            <w:rFonts w:asciiTheme="majorBidi" w:hAnsiTheme="majorBidi" w:cstheme="majorBidi"/>
+            <w:sz w:val="36"/>
+            <w:szCs w:val="36"/>
+          </w:rPr>
+          <w:t>https://eman123yasser-submit-api.hf.space/submit-json</w:t>
+        </w:r>
+      </w:hyperlink>
+    </w:p>
+    <w:p>
+      <w:pPr>
+        <w:pStyle w:val="ListParagraph"/>
+        <w:rPr>
+          <w:rFonts w:asciiTheme="majorBidi" w:hAnsiTheme="majorBidi" w:cstheme="majorBidi"/>
+          <w:color w:val="002060"/>
+          <w:sz w:val="36"/>
+          <w:szCs w:val="36"/>
+        </w:rPr>
+      </w:pPr>
+    </w:p>
+    <w:p>
+      <w:pPr>
+        <w:pStyle w:val="ListParagraph"/>
+        <w:tabs>
+          <w:tab w:val="left" w:pos="2771"/>
+        </w:tabs>
+        <w:rPr>
+          <w:rFonts w:asciiTheme="majorBidi" w:hAnsiTheme="majorBidi" w:cstheme="majorBidi"/>
+          <w:color w:val="0D0D0D" w:themeColor="text1" w:themeTint="F2"/>
+          <w:sz w:val="36"/>
+          <w:szCs w:val="36"/>
+        </w:rPr>
+      </w:pPr>
+      <w:r>
+        <w:rPr>
+          <w:rFonts w:asciiTheme="majorBidi" w:hAnsiTheme="majorBidi" w:cstheme="majorBidi"/>
+          <w:color w:val="0D0D0D" w:themeColor="text1" w:themeTint="F2"/>
+          <w:sz w:val="36"/>
+          <w:szCs w:val="36"/>
+        </w:rPr>
+        <w:t>Input:</w:t>
+      </w:r>
+    </w:p>
+    <w:p>
+      <w:pPr>
+        <w:pStyle w:val="ListParagraph"/>
+        <w:tabs>
+          <w:tab w:val="left" w:pos="2771"/>
+        </w:tabs>
+        <w:rPr>
+          <w:rFonts w:asciiTheme="majorBidi" w:hAnsiTheme="majorBidi" w:cstheme="majorBidi"/>
           <w:color w:val="0D0D0D" w:themeColor="text1" w:themeTint="F2"/>
           <w:sz w:val="32"/>
           <w:szCs w:val="32"/>
@@ -4605,22 +4913,1102 @@
       <w:r>
         <w:rPr>
           <w:rFonts w:asciiTheme="majorBidi" w:hAnsiTheme="majorBidi" w:cstheme="majorBidi"/>
-          <w:b/>
-          <w:bCs/>
+          <w:noProof/>
+          <w:color w:val="000000" w:themeColor="text1"/>
+          <w:sz w:val="32"/>
+          <w:szCs w:val="32"/>
+        </w:rPr>
+        <mc:AlternateContent>
+          <mc:Choice Requires="wps">
+            <w:drawing>
+              <wp:anchor distT="0" distB="0" distL="114300" distR="114300" simplePos="0" relativeHeight="251694080" behindDoc="0" locked="0" layoutInCell="1" allowOverlap="1" wp14:anchorId="5F122161" wp14:editId="2E902C1F">
+                <wp:simplePos x="0" y="0"/>
+                <wp:positionH relativeFrom="column">
+                  <wp:posOffset>467591</wp:posOffset>
+                </wp:positionH>
+                <wp:positionV relativeFrom="paragraph">
+                  <wp:posOffset>128155</wp:posOffset>
+                </wp:positionV>
+                <wp:extent cx="2576945" cy="1004454"/>
+                <wp:effectExtent l="0" t="0" r="13970" b="24765"/>
+                <wp:wrapNone/>
+                <wp:docPr id="203399903" name="Rectangle 2"/>
+                <wp:cNvGraphicFramePr/>
+                <a:graphic xmlns:a="http://schemas.openxmlformats.org/drawingml/2006/main">
+                  <a:graphicData uri="http://schemas.microsoft.com/office/word/2010/wordprocessingShape">
+                    <wps:wsp>
+                      <wps:cNvSpPr/>
+                      <wps:spPr>
+                        <a:xfrm>
+                          <a:off x="0" y="0"/>
+                          <a:ext cx="2576945" cy="1004454"/>
+                        </a:xfrm>
+                        <a:prstGeom prst="rect">
+                          <a:avLst/>
+                        </a:prstGeom>
+                        <a:noFill/>
+                      </wps:spPr>
+                      <wps:style>
+                        <a:lnRef idx="2">
+                          <a:schemeClr val="accent1">
+                            <a:shade val="15000"/>
+                          </a:schemeClr>
+                        </a:lnRef>
+                        <a:fillRef idx="1">
+                          <a:schemeClr val="accent1"/>
+                        </a:fillRef>
+                        <a:effectRef idx="0">
+                          <a:schemeClr val="accent1"/>
+                        </a:effectRef>
+                        <a:fontRef idx="minor">
+                          <a:schemeClr val="lt1"/>
+                        </a:fontRef>
+                      </wps:style>
+                      <wps:bodyPr rot="0" spcFirstLastPara="0" vertOverflow="overflow" horzOverflow="overflow" vert="horz" wrap="square" lIns="91440" tIns="45720" rIns="91440" bIns="45720" numCol="1" spcCol="0" rtlCol="0" fromWordArt="0" anchor="ctr" anchorCtr="0" forceAA="0" compatLnSpc="1">
+                        <a:prstTxWarp prst="textNoShape">
+                          <a:avLst/>
+                        </a:prstTxWarp>
+                        <a:noAutofit/>
+                      </wps:bodyPr>
+                    </wps:wsp>
+                  </a:graphicData>
+                </a:graphic>
+                <wp14:sizeRelH relativeFrom="margin">
+                  <wp14:pctWidth>0</wp14:pctWidth>
+                </wp14:sizeRelH>
+                <wp14:sizeRelV relativeFrom="margin">
+                  <wp14:pctHeight>0</wp14:pctHeight>
+                </wp14:sizeRelV>
+              </wp:anchor>
+            </w:drawing>
+          </mc:Choice>
+          <mc:Fallback>
+            <w:pict>
+              <v:rect w14:anchorId="6A86ABFD" id="Rectangle 2" o:spid="_x0000_s1026" style="position:absolute;margin-left:36.8pt;margin-top:10.1pt;width:202.9pt;height:79.1pt;z-index:251694080;visibility:visible;mso-wrap-style:square;mso-width-percent:0;mso-height-percent:0;mso-wrap-distance-left:9pt;mso-wrap-distance-top:0;mso-wrap-distance-right:9pt;mso-wrap-distance-bottom:0;mso-position-horizontal:absolute;mso-position-horizontal-relative:text;mso-position-vertical:absolute;mso-position-vertical-relative:text;mso-width-percent:0;mso-height-percent:0;mso-width-relative:margin;mso-height-relative:margin;v-text-anchor:middle" o:gfxdata="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" filled="f" strokecolor="#09101d [484]" strokeweight="1pt"/>
+            </w:pict>
+          </mc:Fallback>
+        </mc:AlternateContent>
+      </w:r>
+    </w:p>
+    <w:p>
+      <w:pPr>
+        <w:pStyle w:val="ListParagraph"/>
+        <w:tabs>
+          <w:tab w:val="left" w:pos="2771"/>
+        </w:tabs>
+        <w:rPr>
+          <w:rFonts w:asciiTheme="majorBidi" w:hAnsiTheme="majorBidi" w:cstheme="majorBidi"/>
+          <w:color w:val="C00000"/>
+          <w:sz w:val="36"/>
+          <w:szCs w:val="36"/>
+        </w:rPr>
+      </w:pPr>
+      <w:r>
+        <w:rPr>
+          <w:rFonts w:asciiTheme="majorBidi" w:hAnsiTheme="majorBidi" w:cstheme="majorBidi"/>
           <w:color w:val="0D0D0D" w:themeColor="text1" w:themeTint="F2"/>
           <w:sz w:val="32"/>
           <w:szCs w:val="32"/>
         </w:rPr>
-        <w:t>Just for Positive / Negative Values</w:t>
+        <w:t xml:space="preserve">              </w:t>
+      </w:r>
+      <w:r>
+        <w:rPr>
+          <w:rFonts w:asciiTheme="majorBidi" w:hAnsiTheme="majorBidi" w:cstheme="majorBidi"/>
+          <w:color w:val="002060"/>
+          <w:sz w:val="32"/>
+          <w:szCs w:val="32"/>
+        </w:rPr>
+        <w:t xml:space="preserve">Json </w:t>
+      </w:r>
+      <w:r>
+        <w:rPr>
+          <w:rFonts w:asciiTheme="majorBidi" w:hAnsiTheme="majorBidi" w:cstheme="majorBidi"/>
+          <w:color w:val="002060"/>
+          <w:sz w:val="32"/>
+          <w:szCs w:val="32"/>
+        </w:rPr>
+        <w:t>of</w:t>
       </w:r>
     </w:p>
     <w:p>
       <w:pPr>
         <w:pStyle w:val="ListParagraph"/>
-        <w:rPr>
-          <w:rFonts w:asciiTheme="majorBidi" w:hAnsiTheme="majorBidi" w:cstheme="majorBidi"/>
-          <w:b/>
-          <w:bCs/>
+        <w:tabs>
+          <w:tab w:val="left" w:pos="2771"/>
+        </w:tabs>
+        <w:ind w:left="0"/>
+        <w:rPr>
+          <w:rFonts w:asciiTheme="majorBidi" w:hAnsiTheme="majorBidi" w:cstheme="majorBidi"/>
+          <w:color w:val="002060"/>
+          <w:sz w:val="32"/>
+          <w:szCs w:val="32"/>
+        </w:rPr>
+      </w:pPr>
+      <w:r>
+        <w:rPr>
+          <w:rFonts w:asciiTheme="majorBidi" w:hAnsiTheme="majorBidi" w:cstheme="majorBidi"/>
+          <w:color w:val="002060"/>
+          <w:sz w:val="32"/>
+          <w:szCs w:val="32"/>
+        </w:rPr>
+        <w:t xml:space="preserve">          </w:t>
+      </w:r>
+      <w:r>
+        <w:rPr>
+          <w:rFonts w:asciiTheme="majorBidi" w:hAnsiTheme="majorBidi" w:cstheme="majorBidi"/>
+          <w:color w:val="002060"/>
+          <w:sz w:val="32"/>
+          <w:szCs w:val="32"/>
+        </w:rPr>
+        <w:t>Personal Information</w:t>
+      </w:r>
+      <w:r>
+        <w:rPr>
+          <w:rFonts w:asciiTheme="majorBidi" w:hAnsiTheme="majorBidi" w:cstheme="majorBidi"/>
+          <w:color w:val="002060"/>
+          <w:sz w:val="32"/>
+          <w:szCs w:val="32"/>
+        </w:rPr>
+        <w:t xml:space="preserve"> and </w:t>
+      </w:r>
+    </w:p>
+    <w:p>
+      <w:pPr>
+        <w:pStyle w:val="ListParagraph"/>
+        <w:tabs>
+          <w:tab w:val="left" w:pos="2771"/>
+        </w:tabs>
+        <w:ind w:left="0"/>
+        <w:rPr>
+          <w:rFonts w:asciiTheme="majorBidi" w:hAnsiTheme="majorBidi" w:cstheme="majorBidi"/>
+          <w:color w:val="002060"/>
+          <w:sz w:val="32"/>
+          <w:szCs w:val="32"/>
+        </w:rPr>
+      </w:pPr>
+      <w:r>
+        <w:rPr>
+          <w:rFonts w:asciiTheme="majorBidi" w:hAnsiTheme="majorBidi" w:cstheme="majorBidi"/>
+          <w:color w:val="002060"/>
+          <w:sz w:val="32"/>
+          <w:szCs w:val="32"/>
+        </w:rPr>
+        <w:t xml:space="preserve">          Tests Results</w:t>
+      </w:r>
+    </w:p>
+    <w:tbl>
+      <w:tblPr>
+        <w:tblStyle w:val="TableGrid"/>
+        <w:tblpPr w:leftFromText="180" w:rightFromText="180" w:vertAnchor="text" w:horzAnchor="margin" w:tblpY="222"/>
+        <w:tblW w:w="0" w:type="auto"/>
+        <w:tblLook w:val="04A0" w:firstRow="1" w:lastRow="0" w:firstColumn="1" w:lastColumn="0" w:noHBand="0" w:noVBand="1"/>
+      </w:tblPr>
+      <w:tblGrid>
+        <w:gridCol w:w="9895"/>
+      </w:tblGrid>
+      <w:tr>
+        <w:trPr>
+          <w:trHeight w:val="1799"/>
+        </w:trPr>
+        <w:tc>
+          <w:tcPr>
+            <w:tcW w:w="9895" w:type="dxa"/>
+          </w:tcPr>
+          <w:p>
+            <w:pPr>
+              <w:pStyle w:val="ListParagraph"/>
+              <w:tabs>
+                <w:tab w:val="left" w:pos="2771"/>
+              </w:tabs>
+              <w:ind w:left="0"/>
+              <w:rPr>
+                <w:rFonts w:cstheme="minorHAnsi"/>
+                <w:color w:val="002060"/>
+                <w:sz w:val="32"/>
+                <w:szCs w:val="32"/>
+              </w:rPr>
+            </w:pPr>
+            <w:r>
+              <w:rPr>
+                <w:rFonts w:asciiTheme="majorBidi" w:hAnsiTheme="majorBidi" w:cstheme="majorBidi"/>
+                <w:color w:val="002060"/>
+                <w:sz w:val="32"/>
+                <w:szCs w:val="32"/>
+              </w:rPr>
+              <w:t xml:space="preserve">        </w:t>
+            </w:r>
+            <w:r>
+              <w:rPr>
+                <w:rFonts w:asciiTheme="majorBidi" w:hAnsiTheme="majorBidi" w:cstheme="majorBidi"/>
+                <w:color w:val="0D0D0D" w:themeColor="text1" w:themeTint="F2"/>
+                <w:sz w:val="32"/>
+                <w:szCs w:val="32"/>
+              </w:rPr>
+              <w:t xml:space="preserve"> </w:t>
+            </w:r>
+            <w:r>
+              <w:rPr>
+                <w:rFonts w:cstheme="minorHAnsi"/>
+                <w:color w:val="0D0D0D" w:themeColor="text1" w:themeTint="F2"/>
+                <w:sz w:val="32"/>
+                <w:szCs w:val="32"/>
+              </w:rPr>
+              <w:t>{</w:t>
+            </w:r>
+          </w:p>
+          <w:p>
+            <w:pPr>
+              <w:pStyle w:val="ListParagraph"/>
+              <w:tabs>
+                <w:tab w:val="left" w:pos="2771"/>
+              </w:tabs>
+              <w:rPr>
+                <w:rFonts w:cstheme="minorHAnsi"/>
+                <w:color w:val="0D0D0D" w:themeColor="text1" w:themeTint="F2"/>
+                <w:sz w:val="32"/>
+                <w:szCs w:val="32"/>
+              </w:rPr>
+            </w:pPr>
+            <w:r>
+              <w:rPr>
+                <w:rFonts w:cstheme="minorHAnsi"/>
+                <w:color w:val="0D0D0D" w:themeColor="text1" w:themeTint="F2"/>
+                <w:sz w:val="32"/>
+                <w:szCs w:val="32"/>
+              </w:rPr>
+              <w:t>“</w:t>
+            </w:r>
+            <w:proofErr w:type="spellStart"/>
+            <w:r>
+              <w:rPr>
+                <w:rFonts w:cstheme="minorHAnsi"/>
+                <w:color w:val="0D0D0D" w:themeColor="text1" w:themeTint="F2"/>
+                <w:sz w:val="32"/>
+                <w:szCs w:val="32"/>
+              </w:rPr>
+              <w:t>personal_information</w:t>
+            </w:r>
+            <w:proofErr w:type="spellEnd"/>
+            <w:r>
+              <w:rPr>
+                <w:rFonts w:cstheme="minorHAnsi"/>
+                <w:color w:val="0D0D0D" w:themeColor="text1" w:themeTint="F2"/>
+                <w:sz w:val="32"/>
+                <w:szCs w:val="32"/>
+              </w:rPr>
+              <w:t>”:</w:t>
+            </w:r>
+            <w:r>
+              <w:rPr>
+                <w:rFonts w:cstheme="minorHAnsi"/>
+                <w:color w:val="0D0D0D" w:themeColor="text1" w:themeTint="F2"/>
+                <w:sz w:val="32"/>
+                <w:szCs w:val="32"/>
+              </w:rPr>
+              <w:t>{"</w:t>
+            </w:r>
+            <w:r>
+              <w:rPr>
+                <w:rFonts w:cstheme="minorHAnsi"/>
+                <w:color w:val="0D0D0D" w:themeColor="text1" w:themeTint="F2"/>
+                <w:sz w:val="32"/>
+                <w:szCs w:val="32"/>
+              </w:rPr>
+              <w:t>n</w:t>
+            </w:r>
+            <w:r>
+              <w:rPr>
+                <w:rFonts w:cstheme="minorHAnsi"/>
+                <w:color w:val="0D0D0D" w:themeColor="text1" w:themeTint="F2"/>
+                <w:sz w:val="32"/>
+                <w:szCs w:val="32"/>
+              </w:rPr>
+              <w:t>ame": "Sara Ahmed",</w:t>
+            </w:r>
+          </w:p>
+          <w:p>
+            <w:pPr>
+              <w:pStyle w:val="ListParagraph"/>
+              <w:tabs>
+                <w:tab w:val="left" w:pos="2771"/>
+              </w:tabs>
+              <w:spacing w:after="160" w:line="278" w:lineRule="auto"/>
+              <w:rPr>
+                <w:rFonts w:cstheme="minorHAnsi"/>
+                <w:color w:val="0D0D0D" w:themeColor="text1" w:themeTint="F2"/>
+                <w:sz w:val="32"/>
+                <w:szCs w:val="32"/>
+              </w:rPr>
+            </w:pPr>
+            <w:r>
+              <w:rPr>
+                <w:rFonts w:cstheme="minorHAnsi"/>
+                <w:color w:val="0D0D0D" w:themeColor="text1" w:themeTint="F2"/>
+                <w:sz w:val="32"/>
+                <w:szCs w:val="32"/>
+              </w:rPr>
+              <w:t xml:space="preserve"> "</w:t>
+            </w:r>
+            <w:r>
+              <w:rPr>
+                <w:rFonts w:cstheme="minorHAnsi"/>
+                <w:color w:val="0D0D0D" w:themeColor="text1" w:themeTint="F2"/>
+                <w:sz w:val="32"/>
+                <w:szCs w:val="32"/>
+              </w:rPr>
+              <w:t>a</w:t>
+            </w:r>
+            <w:r>
+              <w:rPr>
+                <w:rFonts w:cstheme="minorHAnsi"/>
+                <w:color w:val="0D0D0D" w:themeColor="text1" w:themeTint="F2"/>
+                <w:sz w:val="32"/>
+                <w:szCs w:val="32"/>
+              </w:rPr>
+              <w:t xml:space="preserve">ge": 28, </w:t>
+            </w:r>
+          </w:p>
+          <w:p>
+            <w:pPr>
+              <w:pStyle w:val="ListParagraph"/>
+              <w:tabs>
+                <w:tab w:val="left" w:pos="2771"/>
+              </w:tabs>
+              <w:spacing w:after="160" w:line="278" w:lineRule="auto"/>
+              <w:rPr>
+                <w:rFonts w:cstheme="minorHAnsi"/>
+                <w:color w:val="0D0D0D" w:themeColor="text1" w:themeTint="F2"/>
+                <w:sz w:val="32"/>
+                <w:szCs w:val="32"/>
+              </w:rPr>
+            </w:pPr>
+            <w:r>
+              <w:rPr>
+                <w:rFonts w:cstheme="minorHAnsi"/>
+                <w:color w:val="0D0D0D" w:themeColor="text1" w:themeTint="F2"/>
+                <w:sz w:val="32"/>
+                <w:szCs w:val="32"/>
+              </w:rPr>
+              <w:t>"</w:t>
+            </w:r>
+            <w:r>
+              <w:rPr>
+                <w:rFonts w:cstheme="minorHAnsi"/>
+                <w:color w:val="0D0D0D" w:themeColor="text1" w:themeTint="F2"/>
+                <w:sz w:val="32"/>
+                <w:szCs w:val="32"/>
+              </w:rPr>
+              <w:t>t</w:t>
+            </w:r>
+            <w:r>
+              <w:rPr>
+                <w:rFonts w:cstheme="minorHAnsi"/>
+                <w:color w:val="0D0D0D" w:themeColor="text1" w:themeTint="F2"/>
+                <w:sz w:val="32"/>
+                <w:szCs w:val="32"/>
+              </w:rPr>
+              <w:t>rimester": 2,</w:t>
+            </w:r>
+          </w:p>
+          <w:p>
+            <w:pPr>
+              <w:pStyle w:val="ListParagraph"/>
+              <w:tabs>
+                <w:tab w:val="left" w:pos="2771"/>
+              </w:tabs>
+              <w:spacing w:after="160" w:line="278" w:lineRule="auto"/>
+              <w:rPr>
+                <w:rFonts w:cstheme="minorHAnsi"/>
+                <w:color w:val="0D0D0D" w:themeColor="text1" w:themeTint="F2"/>
+                <w:sz w:val="32"/>
+                <w:szCs w:val="32"/>
+              </w:rPr>
+            </w:pPr>
+            <w:r>
+              <w:rPr>
+                <w:rFonts w:cstheme="minorHAnsi"/>
+                <w:color w:val="0D0D0D" w:themeColor="text1" w:themeTint="F2"/>
+                <w:sz w:val="32"/>
+                <w:szCs w:val="32"/>
+              </w:rPr>
+              <w:t xml:space="preserve"> "</w:t>
+            </w:r>
+            <w:r>
+              <w:rPr>
+                <w:rFonts w:cstheme="minorHAnsi"/>
+                <w:color w:val="0D0D0D" w:themeColor="text1" w:themeTint="F2"/>
+                <w:sz w:val="32"/>
+                <w:szCs w:val="32"/>
+              </w:rPr>
+              <w:t>w</w:t>
+            </w:r>
+            <w:r>
+              <w:rPr>
+                <w:rFonts w:cstheme="minorHAnsi"/>
+                <w:color w:val="0D0D0D" w:themeColor="text1" w:themeTint="F2"/>
+                <w:sz w:val="32"/>
+                <w:szCs w:val="32"/>
+              </w:rPr>
+              <w:t>eek": 24,</w:t>
+            </w:r>
+          </w:p>
+          <w:p>
+            <w:pPr>
+              <w:pStyle w:val="ListParagraph"/>
+              <w:tabs>
+                <w:tab w:val="left" w:pos="2771"/>
+              </w:tabs>
+              <w:rPr>
+                <w:rFonts w:cstheme="minorHAnsi"/>
+                <w:color w:val="0D0D0D" w:themeColor="text1" w:themeTint="F2"/>
+                <w:sz w:val="32"/>
+                <w:szCs w:val="32"/>
+              </w:rPr>
+            </w:pPr>
+            <w:r>
+              <w:rPr>
+                <w:rFonts w:cstheme="minorHAnsi"/>
+                <w:color w:val="0D0D0D" w:themeColor="text1" w:themeTint="F2"/>
+                <w:sz w:val="32"/>
+                <w:szCs w:val="32"/>
+              </w:rPr>
+              <w:t>"</w:t>
+            </w:r>
+            <w:proofErr w:type="spellStart"/>
+            <w:r>
+              <w:rPr>
+                <w:rFonts w:cstheme="minorHAnsi"/>
+                <w:color w:val="0D0D0D" w:themeColor="text1" w:themeTint="F2"/>
+                <w:sz w:val="32"/>
+                <w:szCs w:val="32"/>
+              </w:rPr>
+              <w:t>b</w:t>
+            </w:r>
+            <w:r>
+              <w:rPr>
+                <w:rFonts w:cstheme="minorHAnsi"/>
+                <w:color w:val="0D0D0D" w:themeColor="text1" w:themeTint="F2"/>
+                <w:sz w:val="32"/>
+                <w:szCs w:val="32"/>
+              </w:rPr>
+              <w:t>aby_</w:t>
+            </w:r>
+            <w:r>
+              <w:rPr>
+                <w:rFonts w:cstheme="minorHAnsi"/>
+                <w:color w:val="0D0D0D" w:themeColor="text1" w:themeTint="F2"/>
+                <w:sz w:val="32"/>
+                <w:szCs w:val="32"/>
+              </w:rPr>
+              <w:t>g</w:t>
+            </w:r>
+            <w:r>
+              <w:rPr>
+                <w:rFonts w:cstheme="minorHAnsi"/>
+                <w:color w:val="0D0D0D" w:themeColor="text1" w:themeTint="F2"/>
+                <w:sz w:val="32"/>
+                <w:szCs w:val="32"/>
+              </w:rPr>
+              <w:t>ender</w:t>
+            </w:r>
+            <w:proofErr w:type="spellEnd"/>
+            <w:r>
+              <w:rPr>
+                <w:rFonts w:cstheme="minorHAnsi"/>
+                <w:color w:val="0D0D0D" w:themeColor="text1" w:themeTint="F2"/>
+                <w:sz w:val="32"/>
+                <w:szCs w:val="32"/>
+              </w:rPr>
+              <w:t>": "Female",</w:t>
+            </w:r>
+          </w:p>
+          <w:p>
+            <w:pPr>
+              <w:pStyle w:val="ListParagraph"/>
+              <w:tabs>
+                <w:tab w:val="left" w:pos="2771"/>
+              </w:tabs>
+              <w:rPr>
+                <w:rFonts w:cstheme="minorHAnsi"/>
+                <w:color w:val="0D0D0D" w:themeColor="text1" w:themeTint="F2"/>
+                <w:sz w:val="32"/>
+                <w:szCs w:val="32"/>
+              </w:rPr>
+            </w:pPr>
+            <w:r>
+              <w:rPr>
+                <w:rFonts w:cstheme="minorHAnsi"/>
+                <w:color w:val="0D0D0D" w:themeColor="text1" w:themeTint="F2"/>
+                <w:sz w:val="32"/>
+                <w:szCs w:val="32"/>
+              </w:rPr>
+              <w:t>"</w:t>
+            </w:r>
+            <w:r>
+              <w:rPr>
+                <w:rFonts w:cstheme="minorHAnsi"/>
+                <w:color w:val="0D0D0D" w:themeColor="text1" w:themeTint="F2"/>
+                <w:sz w:val="32"/>
+                <w:szCs w:val="32"/>
+              </w:rPr>
+              <w:t>h</w:t>
+            </w:r>
+            <w:r>
+              <w:rPr>
+                <w:rFonts w:cstheme="minorHAnsi"/>
+                <w:color w:val="0D0D0D" w:themeColor="text1" w:themeTint="F2"/>
+                <w:sz w:val="32"/>
+                <w:szCs w:val="32"/>
+              </w:rPr>
+              <w:t xml:space="preserve">eight": "165", </w:t>
+            </w:r>
+          </w:p>
+          <w:p>
+            <w:pPr>
+              <w:pStyle w:val="ListParagraph"/>
+              <w:tabs>
+                <w:tab w:val="left" w:pos="2771"/>
+              </w:tabs>
+              <w:rPr>
+                <w:rFonts w:cstheme="minorHAnsi"/>
+                <w:color w:val="0D0D0D" w:themeColor="text1" w:themeTint="F2"/>
+                <w:sz w:val="32"/>
+                <w:szCs w:val="32"/>
+              </w:rPr>
+            </w:pPr>
+            <w:r>
+              <w:rPr>
+                <w:rFonts w:cstheme="minorHAnsi"/>
+                <w:color w:val="0D0D0D" w:themeColor="text1" w:themeTint="F2"/>
+                <w:sz w:val="32"/>
+                <w:szCs w:val="32"/>
+              </w:rPr>
+              <w:t>"</w:t>
+            </w:r>
+            <w:r>
+              <w:rPr>
+                <w:rFonts w:cstheme="minorHAnsi"/>
+                <w:color w:val="0D0D0D" w:themeColor="text1" w:themeTint="F2"/>
+                <w:sz w:val="32"/>
+                <w:szCs w:val="32"/>
+              </w:rPr>
+              <w:t>w</w:t>
+            </w:r>
+            <w:r>
+              <w:rPr>
+                <w:rFonts w:cstheme="minorHAnsi"/>
+                <w:color w:val="0D0D0D" w:themeColor="text1" w:themeTint="F2"/>
+                <w:sz w:val="32"/>
+                <w:szCs w:val="32"/>
+              </w:rPr>
+              <w:t>eight": "80",</w:t>
+            </w:r>
+          </w:p>
+          <w:p>
+            <w:pPr>
+              <w:pStyle w:val="ListParagraph"/>
+              <w:tabs>
+                <w:tab w:val="left" w:pos="2771"/>
+              </w:tabs>
+              <w:rPr>
+                <w:rFonts w:cstheme="minorHAnsi"/>
+                <w:color w:val="0D0D0D" w:themeColor="text1" w:themeTint="F2"/>
+                <w:sz w:val="32"/>
+                <w:szCs w:val="32"/>
+              </w:rPr>
+            </w:pPr>
+            <w:r>
+              <w:rPr>
+                <w:rFonts w:cstheme="minorHAnsi"/>
+                <w:color w:val="0D0D0D" w:themeColor="text1" w:themeTint="F2"/>
+                <w:sz w:val="32"/>
+                <w:szCs w:val="32"/>
+              </w:rPr>
+              <w:t>“parity”:1</w:t>
+            </w:r>
+          </w:p>
+          <w:p>
+            <w:pPr>
+              <w:pStyle w:val="ListParagraph"/>
+              <w:tabs>
+                <w:tab w:val="left" w:pos="2771"/>
+              </w:tabs>
+              <w:rPr>
+                <w:rFonts w:cstheme="minorHAnsi"/>
+                <w:color w:val="0D0D0D" w:themeColor="text1" w:themeTint="F2"/>
+                <w:sz w:val="32"/>
+                <w:szCs w:val="32"/>
+              </w:rPr>
+            </w:pPr>
+            <w:r>
+              <w:rPr>
+                <w:rFonts w:cstheme="minorHAnsi"/>
+                <w:color w:val="0D0D0D" w:themeColor="text1" w:themeTint="F2"/>
+                <w:sz w:val="32"/>
+                <w:szCs w:val="32"/>
+              </w:rPr>
+              <w:t xml:space="preserve"> "</w:t>
+            </w:r>
+            <w:proofErr w:type="spellStart"/>
+            <w:r>
+              <w:rPr>
+                <w:rFonts w:cstheme="minorHAnsi"/>
+                <w:color w:val="0D0D0D" w:themeColor="text1" w:themeTint="F2"/>
+                <w:sz w:val="32"/>
+                <w:szCs w:val="32"/>
+              </w:rPr>
+              <w:t>rbs_avg</w:t>
+            </w:r>
+            <w:proofErr w:type="spellEnd"/>
+            <w:r>
+              <w:rPr>
+                <w:rFonts w:cstheme="minorHAnsi"/>
+                <w:color w:val="0D0D0D" w:themeColor="text1" w:themeTint="F2"/>
+                <w:sz w:val="32"/>
+                <w:szCs w:val="32"/>
+              </w:rPr>
+              <w:t>": "145",</w:t>
+            </w:r>
+            <w:r>
+              <w:rPr>
+                <w:rFonts w:cstheme="minorHAnsi"/>
+                <w:color w:val="0D0D0D" w:themeColor="text1" w:themeTint="F2"/>
+                <w:sz w:val="32"/>
+                <w:szCs w:val="32"/>
+              </w:rPr>
+              <w:t xml:space="preserve">   </w:t>
+            </w:r>
+            <w:r>
+              <w:rPr>
+                <w:rFonts w:cstheme="minorHAnsi"/>
+                <w:color w:val="7030A0"/>
+                <w:sz w:val="32"/>
+                <w:szCs w:val="32"/>
+              </w:rPr>
+              <w:t>[Average blood sugar during the last week]</w:t>
+            </w:r>
+          </w:p>
+          <w:p>
+            <w:pPr>
+              <w:pStyle w:val="ListParagraph"/>
+              <w:tabs>
+                <w:tab w:val="left" w:pos="2771"/>
+              </w:tabs>
+              <w:rPr>
+                <w:rFonts w:cstheme="minorHAnsi"/>
+                <w:color w:val="7030A0"/>
+                <w:sz w:val="32"/>
+                <w:szCs w:val="32"/>
+              </w:rPr>
+            </w:pPr>
+            <w:r>
+              <w:rPr>
+                <w:rFonts w:cstheme="minorHAnsi"/>
+                <w:color w:val="0D0D0D" w:themeColor="text1" w:themeTint="F2"/>
+                <w:sz w:val="32"/>
+                <w:szCs w:val="32"/>
+              </w:rPr>
+              <w:t>"</w:t>
+            </w:r>
+            <w:proofErr w:type="spellStart"/>
+            <w:r>
+              <w:rPr>
+                <w:rFonts w:cstheme="minorHAnsi"/>
+                <w:color w:val="0D0D0D" w:themeColor="text1" w:themeTint="F2"/>
+                <w:sz w:val="32"/>
+                <w:szCs w:val="32"/>
+              </w:rPr>
+              <w:t>avg_systolic</w:t>
+            </w:r>
+            <w:proofErr w:type="spellEnd"/>
+            <w:r>
+              <w:rPr>
+                <w:rFonts w:cstheme="minorHAnsi"/>
+                <w:color w:val="0D0D0D" w:themeColor="text1" w:themeTint="F2"/>
+                <w:sz w:val="32"/>
+                <w:szCs w:val="32"/>
+              </w:rPr>
+              <w:t>": 125,</w:t>
+            </w:r>
+            <w:r>
+              <w:rPr>
+                <w:rFonts w:cstheme="minorHAnsi"/>
+                <w:color w:val="0D0D0D" w:themeColor="text1" w:themeTint="F2"/>
+                <w:sz w:val="32"/>
+                <w:szCs w:val="32"/>
+              </w:rPr>
+              <w:t xml:space="preserve"> </w:t>
+            </w:r>
+            <w:r>
+              <w:rPr>
+                <w:rFonts w:cstheme="minorHAnsi"/>
+                <w:color w:val="7030A0"/>
+                <w:sz w:val="32"/>
+                <w:szCs w:val="32"/>
+              </w:rPr>
+              <w:t>[Average blood pressure during the last week]</w:t>
+            </w:r>
+          </w:p>
+          <w:p>
+            <w:pPr>
+              <w:pStyle w:val="ListParagraph"/>
+              <w:tabs>
+                <w:tab w:val="left" w:pos="2771"/>
+              </w:tabs>
+              <w:rPr>
+                <w:rFonts w:cstheme="minorHAnsi"/>
+                <w:color w:val="0D0D0D" w:themeColor="text1" w:themeTint="F2"/>
+                <w:sz w:val="32"/>
+                <w:szCs w:val="32"/>
+              </w:rPr>
+            </w:pPr>
+            <w:r>
+              <w:rPr>
+                <w:rFonts w:cstheme="minorHAnsi"/>
+                <w:color w:val="0D0D0D" w:themeColor="text1" w:themeTint="F2"/>
+                <w:sz w:val="32"/>
+                <w:szCs w:val="32"/>
+              </w:rPr>
+              <w:t>"</w:t>
+            </w:r>
+            <w:proofErr w:type="spellStart"/>
+            <w:r>
+              <w:rPr>
+                <w:rFonts w:cstheme="minorHAnsi"/>
+                <w:color w:val="0D0D0D" w:themeColor="text1" w:themeTint="F2"/>
+                <w:sz w:val="32"/>
+                <w:szCs w:val="32"/>
+              </w:rPr>
+              <w:t>avg_diastolic</w:t>
+            </w:r>
+            <w:proofErr w:type="spellEnd"/>
+            <w:r>
+              <w:rPr>
+                <w:rFonts w:cstheme="minorHAnsi"/>
+                <w:color w:val="0D0D0D" w:themeColor="text1" w:themeTint="F2"/>
+                <w:sz w:val="32"/>
+                <w:szCs w:val="32"/>
+              </w:rPr>
+              <w:t>": 80,</w:t>
+            </w:r>
+          </w:p>
+          <w:p>
+            <w:pPr>
+              <w:pStyle w:val="ListParagraph"/>
+              <w:tabs>
+                <w:tab w:val="left" w:pos="2771"/>
+              </w:tabs>
+              <w:rPr>
+                <w:rFonts w:cstheme="minorHAnsi"/>
+                <w:color w:val="0D0D0D" w:themeColor="text1" w:themeTint="F2"/>
+                <w:sz w:val="32"/>
+                <w:szCs w:val="32"/>
+              </w:rPr>
+            </w:pPr>
+            <w:r>
+              <w:rPr>
+                <w:rFonts w:cstheme="minorHAnsi"/>
+                <w:color w:val="0D0D0D" w:themeColor="text1" w:themeTint="F2"/>
+                <w:sz w:val="32"/>
+                <w:szCs w:val="32"/>
+              </w:rPr>
+              <w:t xml:space="preserve"> "</w:t>
+            </w:r>
+            <w:proofErr w:type="spellStart"/>
+            <w:r>
+              <w:rPr>
+                <w:rFonts w:cstheme="minorHAnsi"/>
+                <w:color w:val="0D0D0D" w:themeColor="text1" w:themeTint="F2"/>
+                <w:sz w:val="32"/>
+                <w:szCs w:val="32"/>
+              </w:rPr>
+              <w:t>gd</w:t>
+            </w:r>
+            <w:r>
+              <w:rPr>
+                <w:rFonts w:cstheme="minorHAnsi"/>
+                <w:color w:val="0D0D0D" w:themeColor="text1" w:themeTint="F2"/>
+                <w:sz w:val="32"/>
+                <w:szCs w:val="32"/>
+              </w:rPr>
+              <w:t>_state</w:t>
+            </w:r>
+            <w:proofErr w:type="spellEnd"/>
+            <w:r>
+              <w:rPr>
+                <w:rFonts w:cstheme="minorHAnsi"/>
+                <w:color w:val="0D0D0D" w:themeColor="text1" w:themeTint="F2"/>
+                <w:sz w:val="32"/>
+                <w:szCs w:val="32"/>
+              </w:rPr>
+              <w:t>": "Stable",</w:t>
+            </w:r>
+          </w:p>
+          <w:p>
+            <w:pPr>
+              <w:pStyle w:val="ListParagraph"/>
+              <w:tabs>
+                <w:tab w:val="left" w:pos="2771"/>
+              </w:tabs>
+              <w:rPr>
+                <w:rFonts w:cstheme="minorHAnsi"/>
+                <w:color w:val="0D0D0D" w:themeColor="text1" w:themeTint="F2"/>
+                <w:sz w:val="32"/>
+                <w:szCs w:val="32"/>
+              </w:rPr>
+            </w:pPr>
+            <w:r>
+              <w:rPr>
+                <w:rFonts w:cstheme="minorHAnsi"/>
+                <w:color w:val="0D0D0D" w:themeColor="text1" w:themeTint="F2"/>
+                <w:sz w:val="32"/>
+                <w:szCs w:val="32"/>
+              </w:rPr>
+              <w:t xml:space="preserve"> "</w:t>
+            </w:r>
+            <w:proofErr w:type="spellStart"/>
+            <w:r>
+              <w:rPr>
+                <w:rFonts w:cstheme="minorHAnsi"/>
+                <w:color w:val="0D0D0D" w:themeColor="text1" w:themeTint="F2"/>
+                <w:sz w:val="32"/>
+                <w:szCs w:val="32"/>
+              </w:rPr>
+              <w:t>r</w:t>
+            </w:r>
+            <w:r>
+              <w:rPr>
+                <w:rFonts w:cstheme="minorHAnsi"/>
+                <w:color w:val="0D0D0D" w:themeColor="text1" w:themeTint="F2"/>
+                <w:sz w:val="32"/>
+                <w:szCs w:val="32"/>
+              </w:rPr>
+              <w:t>isk_state</w:t>
+            </w:r>
+            <w:proofErr w:type="spellEnd"/>
+            <w:r>
+              <w:rPr>
+                <w:rFonts w:cstheme="minorHAnsi"/>
+                <w:color w:val="0D0D0D" w:themeColor="text1" w:themeTint="F2"/>
+                <w:sz w:val="32"/>
+                <w:szCs w:val="32"/>
+              </w:rPr>
+              <w:t>": "Low"},</w:t>
+            </w:r>
+          </w:p>
+          <w:p>
+            <w:pPr>
+              <w:tabs>
+                <w:tab w:val="left" w:pos="2771"/>
+              </w:tabs>
+              <w:rPr>
+                <w:rFonts w:cstheme="minorHAnsi"/>
+                <w:sz w:val="32"/>
+                <w:szCs w:val="32"/>
+              </w:rPr>
+            </w:pPr>
+            <w:r>
+              <w:rPr>
+                <w:rFonts w:cstheme="minorHAnsi"/>
+                <w:sz w:val="32"/>
+                <w:szCs w:val="32"/>
+              </w:rPr>
+              <w:t xml:space="preserve">            "results": </w:t>
+            </w:r>
+            <w:r>
+              <w:rPr>
+                <w:rFonts w:cstheme="minorHAnsi"/>
+                <w:color w:val="C00000"/>
+                <w:sz w:val="32"/>
+                <w:szCs w:val="32"/>
+              </w:rPr>
+              <w:t>[</w:t>
+            </w:r>
+          </w:p>
+          <w:p>
+            <w:pPr>
+              <w:tabs>
+                <w:tab w:val="left" w:pos="2771"/>
+              </w:tabs>
+              <w:rPr>
+                <w:rFonts w:cstheme="minorHAnsi"/>
+                <w:sz w:val="32"/>
+                <w:szCs w:val="32"/>
+              </w:rPr>
+            </w:pPr>
+            <w:r>
+              <w:rPr>
+                <w:rFonts w:cstheme="minorHAnsi"/>
+                <w:sz w:val="32"/>
+                <w:szCs w:val="32"/>
+              </w:rPr>
+              <w:t xml:space="preserve">                  { "</w:t>
+            </w:r>
+            <w:proofErr w:type="spellStart"/>
+            <w:r>
+              <w:rPr>
+                <w:rFonts w:cstheme="minorHAnsi"/>
+                <w:sz w:val="32"/>
+                <w:szCs w:val="32"/>
+              </w:rPr>
+              <w:t>test_name</w:t>
+            </w:r>
+            <w:proofErr w:type="spellEnd"/>
+            <w:r>
+              <w:rPr>
+                <w:rFonts w:cstheme="minorHAnsi"/>
+                <w:sz w:val="32"/>
+                <w:szCs w:val="32"/>
+              </w:rPr>
+              <w:t>": "CBC", ... },</w:t>
+            </w:r>
+          </w:p>
+          <w:p>
+            <w:pPr>
+              <w:tabs>
+                <w:tab w:val="left" w:pos="2771"/>
+              </w:tabs>
+              <w:rPr>
+                <w:rFonts w:cstheme="minorHAnsi"/>
+                <w:sz w:val="32"/>
+                <w:szCs w:val="32"/>
+              </w:rPr>
+            </w:pPr>
+            <w:r>
+              <w:rPr>
+                <w:rFonts w:cstheme="minorHAnsi"/>
+                <w:sz w:val="32"/>
+                <w:szCs w:val="32"/>
+              </w:rPr>
+              <w:t xml:space="preserve">                  { "</w:t>
+            </w:r>
+            <w:proofErr w:type="spellStart"/>
+            <w:r>
+              <w:rPr>
+                <w:rFonts w:cstheme="minorHAnsi"/>
+                <w:sz w:val="32"/>
+                <w:szCs w:val="32"/>
+              </w:rPr>
+              <w:t>test_name</w:t>
+            </w:r>
+            <w:proofErr w:type="spellEnd"/>
+            <w:r>
+              <w:rPr>
+                <w:rFonts w:cstheme="minorHAnsi"/>
+                <w:sz w:val="32"/>
+                <w:szCs w:val="32"/>
+              </w:rPr>
+              <w:t>": "Ferritin", ... },</w:t>
+            </w:r>
+          </w:p>
+          <w:p>
+            <w:pPr>
+              <w:tabs>
+                <w:tab w:val="left" w:pos="2771"/>
+              </w:tabs>
+              <w:rPr>
+                <w:rFonts w:cstheme="minorHAnsi"/>
+                <w:sz w:val="32"/>
+                <w:szCs w:val="32"/>
+              </w:rPr>
+            </w:pPr>
+            <w:r>
+              <w:rPr>
+                <w:rFonts w:cstheme="minorHAnsi"/>
+                <w:sz w:val="32"/>
+                <w:szCs w:val="32"/>
+              </w:rPr>
+              <w:t xml:space="preserve">                  { "</w:t>
+            </w:r>
+            <w:proofErr w:type="spellStart"/>
+            <w:r>
+              <w:rPr>
+                <w:rFonts w:cstheme="minorHAnsi"/>
+                <w:sz w:val="32"/>
+                <w:szCs w:val="32"/>
+              </w:rPr>
+              <w:t>test_name</w:t>
+            </w:r>
+            <w:proofErr w:type="spellEnd"/>
+            <w:r>
+              <w:rPr>
+                <w:rFonts w:cstheme="minorHAnsi"/>
+                <w:sz w:val="32"/>
+                <w:szCs w:val="32"/>
+              </w:rPr>
+              <w:t>": "Urine Analysis", ... }</w:t>
+            </w:r>
+          </w:p>
+          <w:p>
+            <w:pPr>
+              <w:tabs>
+                <w:tab w:val="left" w:pos="2771"/>
+              </w:tabs>
+              <w:rPr>
+                <w:rFonts w:cstheme="minorHAnsi"/>
+                <w:sz w:val="32"/>
+                <w:szCs w:val="32"/>
+              </w:rPr>
+            </w:pPr>
+            <w:r>
+              <w:rPr>
+                <w:rFonts w:cstheme="minorHAnsi"/>
+                <w:sz w:val="32"/>
+                <w:szCs w:val="32"/>
+              </w:rPr>
+              <w:t xml:space="preserve">                </w:t>
+            </w:r>
+            <w:r>
+              <w:rPr>
+                <w:rFonts w:cstheme="minorHAnsi"/>
+                <w:color w:val="C00000"/>
+                <w:sz w:val="32"/>
+                <w:szCs w:val="32"/>
+              </w:rPr>
+              <w:t xml:space="preserve"> ]</w:t>
+            </w:r>
+          </w:p>
+          <w:p>
+            <w:pPr>
+              <w:tabs>
+                <w:tab w:val="left" w:pos="2771"/>
+              </w:tabs>
+              <w:rPr>
+                <w:rFonts w:cstheme="minorHAnsi"/>
+                <w:color w:val="000000"/>
+                <w:sz w:val="32"/>
+                <w:szCs w:val="32"/>
+                <w14:textFill>
+                  <w14:solidFill>
+                    <w14:srgbClr w14:val="000000">
+                      <w14:lumMod w14:val="95000"/>
+                      <w14:lumOff w14:val="5000"/>
+                    </w14:srgbClr>
+                  </w14:solidFill>
+                </w14:textFill>
+              </w:rPr>
+            </w:pPr>
+            <w:r>
+              <w:rPr>
+                <w:rFonts w:cstheme="minorHAnsi"/>
+                <w:sz w:val="32"/>
+                <w:szCs w:val="32"/>
+              </w:rPr>
+              <w:t xml:space="preserve">          }</w:t>
+            </w:r>
+          </w:p>
+        </w:tc>
+      </w:tr>
+    </w:tbl>
+    <w:p>
+      <w:pPr>
+        <w:pStyle w:val="ListParagraph"/>
+        <w:tabs>
+          <w:tab w:val="left" w:pos="2771"/>
+        </w:tabs>
+        <w:rPr>
+          <w:rFonts w:asciiTheme="majorBidi" w:hAnsiTheme="majorBidi" w:cstheme="majorBidi"/>
           <w:color w:val="0D0D0D" w:themeColor="text1" w:themeTint="F2"/>
           <w:sz w:val="32"/>
           <w:szCs w:val="32"/>
@@ -4629,66 +6017,1182 @@
     </w:p>
     <w:p>
       <w:pPr>
+        <w:pStyle w:val="ListParagraph"/>
         <w:tabs>
           <w:tab w:val="left" w:pos="2771"/>
         </w:tabs>
-      </w:pPr>
-      <w:r>
-        <w:rPr>
-          <w:noProof/>
-        </w:rPr>
-        <w:drawing>
-          <wp:inline distT="0" distB="0" distL="0" distR="0" wp14:anchorId="11FB47AC" wp14:editId="6FF939A5">
-            <wp:extent cx="6255327" cy="789709"/>
-            <wp:effectExtent l="0" t="0" r="0" b="0"/>
-            <wp:docPr id="1466045344" name="Picture 1"/>
-            <wp:cNvGraphicFramePr>
-              <a:graphicFrameLocks xmlns:a="http://schemas.openxmlformats.org/drawingml/2006/main" noChangeAspect="1"/>
-            </wp:cNvGraphicFramePr>
-            <a:graphic xmlns:a="http://schemas.openxmlformats.org/drawingml/2006/main">
-              <a:graphicData uri="http://schemas.openxmlformats.org/drawingml/2006/picture">
-                <pic:pic xmlns:pic="http://schemas.openxmlformats.org/drawingml/2006/picture">
-                  <pic:nvPicPr>
-                    <pic:cNvPr id="1466045344" name=""/>
-                    <pic:cNvPicPr/>
-                  </pic:nvPicPr>
-                  <pic:blipFill rotWithShape="1">
-                    <a:blip r:embed="rId15"/>
-                    <a:srcRect l="11835" t="59051" r="1959" b="21600"/>
-                    <a:stretch>
-                      <a:fillRect/>
-                    </a:stretch>
-                  </pic:blipFill>
-                  <pic:spPr bwMode="auto">
-                    <a:xfrm>
-                      <a:off x="0" y="0"/>
-                      <a:ext cx="6256839" cy="789900"/>
-                    </a:xfrm>
-                    <a:prstGeom prst="rect">
-                      <a:avLst/>
-                    </a:prstGeom>
-                    <a:ln>
-                      <a:noFill/>
-                    </a:ln>
-                    <a:extLst>
-                      <a:ext uri="{53640926-AAD7-44D8-BBD7-CCE9431645EC}">
-                        <a14:shadowObscured xmlns:a14="http://schemas.microsoft.com/office/drawing/2010/main"/>
-                      </a:ext>
-                    </a:extLst>
-                  </pic:spPr>
-                </pic:pic>
-              </a:graphicData>
-            </a:graphic>
-          </wp:inline>
-        </w:drawing>
-      </w:r>
-    </w:p>
-    <w:p>
-      <w:pPr>
+        <w:rPr>
+          <w:rFonts w:asciiTheme="majorBidi" w:hAnsiTheme="majorBidi" w:cstheme="majorBidi"/>
+          <w:color w:val="0D0D0D" w:themeColor="text1" w:themeTint="F2"/>
+          <w:sz w:val="32"/>
+          <w:szCs w:val="32"/>
+        </w:rPr>
+      </w:pPr>
+    </w:p>
+    <w:p>
+      <w:pPr>
+        <w:pStyle w:val="ListParagraph"/>
         <w:tabs>
           <w:tab w:val="left" w:pos="2771"/>
         </w:tabs>
-      </w:pPr>
+        <w:rPr>
+          <w:rFonts w:asciiTheme="majorBidi" w:hAnsiTheme="majorBidi" w:cstheme="majorBidi"/>
+          <w:color w:val="0D0D0D" w:themeColor="text1" w:themeTint="F2"/>
+          <w:sz w:val="32"/>
+          <w:szCs w:val="32"/>
+        </w:rPr>
+      </w:pPr>
+      <w:r>
+        <w:rPr>
+          <w:rFonts w:asciiTheme="majorBidi" w:hAnsiTheme="majorBidi" w:cstheme="majorBidi"/>
+          <w:color w:val="0D0D0D" w:themeColor="text1" w:themeTint="F2"/>
+          <w:sz w:val="32"/>
+          <w:szCs w:val="32"/>
+        </w:rPr>
+        <w:t xml:space="preserve"> </w:t>
+      </w:r>
+    </w:p>
+    <w:p>
+      <w:pPr>
+        <w:pStyle w:val="ListParagraph"/>
+        <w:tabs>
+          <w:tab w:val="left" w:pos="2771"/>
+        </w:tabs>
+        <w:rPr>
+          <w:rFonts w:asciiTheme="majorBidi" w:hAnsiTheme="majorBidi" w:cstheme="majorBidi"/>
+          <w:color w:val="0D0D0D" w:themeColor="text1" w:themeTint="F2"/>
+          <w:sz w:val="32"/>
+          <w:szCs w:val="32"/>
+        </w:rPr>
+      </w:pPr>
+    </w:p>
+    <w:p>
+      <w:pPr>
+        <w:pStyle w:val="ListParagraph"/>
+        <w:tabs>
+          <w:tab w:val="left" w:pos="2771"/>
+        </w:tabs>
+        <w:rPr>
+          <w:rFonts w:asciiTheme="majorBidi" w:hAnsiTheme="majorBidi" w:cstheme="majorBidi"/>
+          <w:color w:val="0D0D0D" w:themeColor="text1" w:themeTint="F2"/>
+          <w:sz w:val="32"/>
+          <w:szCs w:val="32"/>
+        </w:rPr>
+      </w:pPr>
+    </w:p>
+    <w:p>
+      <w:pPr>
+        <w:pStyle w:val="ListParagraph"/>
+        <w:tabs>
+          <w:tab w:val="left" w:pos="2771"/>
+        </w:tabs>
+        <w:rPr>
+          <w:rFonts w:asciiTheme="majorBidi" w:hAnsiTheme="majorBidi" w:cstheme="majorBidi"/>
+          <w:color w:val="0D0D0D" w:themeColor="text1" w:themeTint="F2"/>
+          <w:sz w:val="32"/>
+          <w:szCs w:val="32"/>
+        </w:rPr>
+      </w:pPr>
+    </w:p>
+    <w:p>
+      <w:pPr>
+        <w:pStyle w:val="ListParagraph"/>
+        <w:tabs>
+          <w:tab w:val="left" w:pos="2771"/>
+        </w:tabs>
+        <w:rPr>
+          <w:rFonts w:asciiTheme="majorBidi" w:hAnsiTheme="majorBidi" w:cstheme="majorBidi"/>
+          <w:color w:val="002060"/>
+          <w:sz w:val="36"/>
+          <w:szCs w:val="36"/>
+        </w:rPr>
+      </w:pPr>
+      <w:r>
+        <w:rPr>
+          <w:rFonts w:asciiTheme="majorBidi" w:hAnsiTheme="majorBidi" w:cstheme="majorBidi"/>
+          <w:color w:val="0D0D0D" w:themeColor="text1" w:themeTint="F2"/>
+          <w:sz w:val="32"/>
+          <w:szCs w:val="32"/>
+        </w:rPr>
+        <w:t xml:space="preserve">            </w:t>
+      </w:r>
+    </w:p>
+    <w:p>
+      <w:pPr>
+        <w:pStyle w:val="ListParagraph"/>
+        <w:tabs>
+          <w:tab w:val="left" w:pos="2771"/>
+        </w:tabs>
+        <w:rPr>
+          <w:rFonts w:asciiTheme="majorBidi" w:hAnsiTheme="majorBidi" w:cstheme="majorBidi"/>
+          <w:color w:val="002060"/>
+          <w:sz w:val="36"/>
+          <w:szCs w:val="36"/>
+        </w:rPr>
+      </w:pPr>
+    </w:p>
+    <w:p>
+      <w:pPr>
+        <w:pStyle w:val="ListParagraph"/>
+        <w:tabs>
+          <w:tab w:val="left" w:pos="2771"/>
+        </w:tabs>
+        <w:rPr>
+          <w:rFonts w:asciiTheme="majorBidi" w:hAnsiTheme="majorBidi" w:cstheme="majorBidi"/>
+          <w:color w:val="C00000"/>
+          <w:sz w:val="36"/>
+          <w:szCs w:val="36"/>
+        </w:rPr>
+      </w:pPr>
+    </w:p>
+    <w:p>
+      <w:pPr>
+        <w:pStyle w:val="ListParagraph"/>
+        <w:tabs>
+          <w:tab w:val="left" w:pos="2771"/>
+        </w:tabs>
+        <w:rPr>
+          <w:rFonts w:asciiTheme="majorBidi" w:hAnsiTheme="majorBidi" w:cstheme="majorBidi"/>
+          <w:color w:val="C00000"/>
+          <w:sz w:val="36"/>
+          <w:szCs w:val="36"/>
+        </w:rPr>
+      </w:pPr>
+    </w:p>
+    <w:p/>
+    <w:p/>
+    <w:p/>
+    <w:p/>
+    <w:p/>
+    <w:p/>
+    <w:p/>
+    <w:p>
+      <w:pPr>
+        <w:rPr>
+          <w:rFonts w:asciiTheme="majorBidi" w:hAnsiTheme="majorBidi" w:cstheme="majorBidi"/>
+          <w:color w:val="C00000"/>
+          <w:sz w:val="36"/>
+          <w:szCs w:val="36"/>
+        </w:rPr>
+      </w:pPr>
+    </w:p>
+    <w:p>
+      <w:pPr>
+        <w:rPr>
+          <w:rFonts w:asciiTheme="majorBidi" w:hAnsiTheme="majorBidi" w:cstheme="majorBidi"/>
+          <w:color w:val="C00000"/>
+          <w:sz w:val="36"/>
+          <w:szCs w:val="36"/>
+        </w:rPr>
+      </w:pPr>
+      <w:r>
+        <w:rPr>
+          <w:rFonts w:asciiTheme="majorBidi" w:hAnsiTheme="majorBidi" w:cstheme="majorBidi"/>
+          <w:color w:val="C00000"/>
+          <w:sz w:val="36"/>
+          <w:szCs w:val="36"/>
+        </w:rPr>
+        <w:t>Note:</w:t>
+      </w:r>
+    </w:p>
+    <w:p>
+      <w:pPr>
+        <w:pStyle w:val="ListParagraph"/>
+        <w:numPr>
+          <w:ilvl w:val="0"/>
+          <w:numId w:val="1"/>
+        </w:numPr>
+        <w:rPr>
+          <w:rFonts w:asciiTheme="majorBidi" w:hAnsiTheme="majorBidi" w:cstheme="majorBidi"/>
+          <w:color w:val="C00000"/>
+          <w:sz w:val="36"/>
+          <w:szCs w:val="36"/>
+        </w:rPr>
+      </w:pPr>
+      <w:r>
+        <w:rPr>
+          <w:rFonts w:asciiTheme="majorBidi" w:hAnsiTheme="majorBidi" w:cstheme="majorBidi"/>
+          <w:color w:val="C00000"/>
+          <w:sz w:val="36"/>
+          <w:szCs w:val="36"/>
+        </w:rPr>
+        <w:t>Urine -&gt; CBC (X)    [Old CBC]</w:t>
+      </w:r>
+    </w:p>
+    <w:p>
+      <w:pPr>
+        <w:pStyle w:val="ListParagraph"/>
+        <w:numPr>
+          <w:ilvl w:val="0"/>
+          <w:numId w:val="1"/>
+        </w:numPr>
+        <w:rPr>
+          <w:rFonts w:asciiTheme="majorBidi" w:hAnsiTheme="majorBidi" w:cstheme="majorBidi"/>
+          <w:color w:val="C00000"/>
+          <w:sz w:val="36"/>
+          <w:szCs w:val="36"/>
+        </w:rPr>
+      </w:pPr>
+      <w:r>
+        <w:rPr>
+          <w:rFonts w:asciiTheme="majorBidi" w:hAnsiTheme="majorBidi" w:cstheme="majorBidi"/>
+          <w:color w:val="C00000"/>
+          <w:sz w:val="36"/>
+          <w:szCs w:val="36"/>
+        </w:rPr>
+        <w:t>CBC -&gt; Urine (X)    [Old URINE]</w:t>
+      </w:r>
+    </w:p>
+    <w:p>
+      <w:pPr>
+        <w:pStyle w:val="ListParagraph"/>
+        <w:numPr>
+          <w:ilvl w:val="0"/>
+          <w:numId w:val="1"/>
+        </w:numPr>
+        <w:rPr>
+          <w:rFonts w:asciiTheme="majorBidi" w:hAnsiTheme="majorBidi" w:cstheme="majorBidi"/>
+          <w:color w:val="C00000"/>
+          <w:sz w:val="36"/>
+          <w:szCs w:val="36"/>
+        </w:rPr>
+      </w:pPr>
+      <w:r>
+        <w:rPr>
+          <w:rFonts w:asciiTheme="majorBidi" w:hAnsiTheme="majorBidi" w:cstheme="majorBidi"/>
+          <w:color w:val="C00000"/>
+          <w:sz w:val="36"/>
+          <w:szCs w:val="36"/>
+        </w:rPr>
+        <w:t>FBG -&gt; Urine(X) [old Urine]</w:t>
+      </w:r>
+    </w:p>
+    <w:p>
+      <w:pPr>
+        <w:pStyle w:val="ListParagraph"/>
+        <w:rPr>
+          <w:rFonts w:asciiTheme="majorBidi" w:hAnsiTheme="majorBidi" w:cstheme="majorBidi"/>
+          <w:color w:val="C00000"/>
+          <w:sz w:val="36"/>
+          <w:szCs w:val="36"/>
+        </w:rPr>
+      </w:pPr>
+    </w:p>
+    <w:p>
+      <w:pPr>
+        <w:tabs>
+          <w:tab w:val="left" w:pos="2793"/>
+        </w:tabs>
+      </w:pPr>
+      <w:r>
+        <w:lastRenderedPageBreak/>
+        <w:tab/>
+      </w:r>
+    </w:p>
+    <w:p>
+      <w:pPr>
+        <w:tabs>
+          <w:tab w:val="left" w:pos="2793"/>
+        </w:tabs>
+      </w:pPr>
+    </w:p>
+    <w:p>
+      <w:pPr>
+        <w:tabs>
+          <w:tab w:val="left" w:pos="2793"/>
+        </w:tabs>
+      </w:pPr>
+    </w:p>
+    <w:p>
+      <w:pPr>
+        <w:tabs>
+          <w:tab w:val="left" w:pos="2793"/>
+        </w:tabs>
+      </w:pPr>
+      <w:r>
+        <w:t>{</w:t>
+      </w:r>
+      <w:r>
+        <w:t xml:space="preserve">                          </w:t>
+      </w:r>
+    </w:p>
+    <w:p>
+      <w:pPr>
+        <w:tabs>
+          <w:tab w:val="left" w:pos="2793"/>
+        </w:tabs>
+      </w:pPr>
+      <w:r>
+        <w:t xml:space="preserve">  "</w:t>
+      </w:r>
+      <w:proofErr w:type="spellStart"/>
+      <w:r>
+        <w:t>test_name</w:t>
+      </w:r>
+      <w:proofErr w:type="spellEnd"/>
+      <w:r>
+        <w:t>": "CBC (Complete Blood Count)",</w:t>
+      </w:r>
+    </w:p>
+    <w:p>
+      <w:pPr>
+        <w:tabs>
+          <w:tab w:val="left" w:pos="2793"/>
+        </w:tabs>
+      </w:pPr>
+      <w:r>
+        <w:t xml:space="preserve">  "confidence": "0.95",</w:t>
+      </w:r>
+    </w:p>
+    <w:p>
+      <w:pPr>
+        <w:tabs>
+          <w:tab w:val="left" w:pos="2793"/>
+        </w:tabs>
+      </w:pPr>
+      <w:r>
+        <w:t xml:space="preserve">  "HB": 12.5,</w:t>
+      </w:r>
+    </w:p>
+    <w:p>
+      <w:pPr>
+        <w:tabs>
+          <w:tab w:val="left" w:pos="2793"/>
+        </w:tabs>
+      </w:pPr>
+      <w:r>
+        <w:t xml:space="preserve">  "</w:t>
+      </w:r>
+      <w:proofErr w:type="spellStart"/>
+      <w:r>
+        <w:t>RBCs_Count</w:t>
+      </w:r>
+      <w:proofErr w:type="spellEnd"/>
+      <w:r>
+        <w:t>": 5.2,</w:t>
+      </w:r>
+    </w:p>
+    <w:p>
+      <w:pPr>
+        <w:tabs>
+          <w:tab w:val="left" w:pos="2793"/>
+        </w:tabs>
+      </w:pPr>
+      <w:r>
+        <w:t xml:space="preserve">  "MCV": 87.75,</w:t>
+      </w:r>
+    </w:p>
+    <w:p>
+      <w:pPr>
+        <w:tabs>
+          <w:tab w:val="left" w:pos="2793"/>
+        </w:tabs>
+      </w:pPr>
+      <w:r>
+        <w:t xml:space="preserve">  "MCH": 27.2,</w:t>
+      </w:r>
+    </w:p>
+    <w:p>
+      <w:pPr>
+        <w:tabs>
+          <w:tab w:val="left" w:pos="2793"/>
+        </w:tabs>
+      </w:pPr>
+      <w:r>
+        <w:t xml:space="preserve">  "MCHC": 32.8,</w:t>
+      </w:r>
+    </w:p>
+    <w:p>
+      <w:pPr>
+        <w:tabs>
+          <w:tab w:val="left" w:pos="2793"/>
+        </w:tabs>
+      </w:pPr>
+      <w:r>
+        <w:t xml:space="preserve">  "WBC": 9000,</w:t>
+      </w:r>
+    </w:p>
+    <w:p>
+      <w:pPr>
+        <w:tabs>
+          <w:tab w:val="left" w:pos="2793"/>
+        </w:tabs>
+      </w:pPr>
+      <w:r>
+        <w:t xml:space="preserve">  "lymphocytes": 31,</w:t>
+      </w:r>
+    </w:p>
+    <w:p>
+      <w:pPr>
+        <w:tabs>
+          <w:tab w:val="left" w:pos="2793"/>
+        </w:tabs>
+      </w:pPr>
+      <w:r>
+        <w:t xml:space="preserve">  "</w:t>
+      </w:r>
+      <w:proofErr w:type="spellStart"/>
+      <w:r>
+        <w:t>platelet_count</w:t>
+      </w:r>
+      <w:proofErr w:type="spellEnd"/>
+      <w:r>
+        <w:t>": 150000</w:t>
+      </w:r>
+    </w:p>
+    <w:p>
+      <w:pPr>
+        <w:tabs>
+          <w:tab w:val="left" w:pos="2793"/>
+        </w:tabs>
+      </w:pPr>
+      <w:r>
+        <w:t>}</w:t>
+      </w:r>
+    </w:p>
+    <w:p>
+      <w:pPr>
+        <w:tabs>
+          <w:tab w:val="left" w:pos="2793"/>
+        </w:tabs>
+      </w:pPr>
+      <w:r>
+        <w:t>{</w:t>
+      </w:r>
+    </w:p>
+    <w:p>
+      <w:pPr>
+        <w:tabs>
+          <w:tab w:val="left" w:pos="2793"/>
+        </w:tabs>
+      </w:pPr>
+      <w:r>
+        <w:t xml:space="preserve">  "</w:t>
+      </w:r>
+      <w:proofErr w:type="spellStart"/>
+      <w:r>
+        <w:t>test_name</w:t>
+      </w:r>
+      <w:proofErr w:type="spellEnd"/>
+      <w:r>
+        <w:t>": "Urinalysis",</w:t>
+      </w:r>
+    </w:p>
+    <w:p>
+      <w:pPr>
+        <w:tabs>
+          <w:tab w:val="left" w:pos="2793"/>
+        </w:tabs>
+      </w:pPr>
+      <w:r>
+        <w:t xml:space="preserve">  "confidence": "0.97",</w:t>
+      </w:r>
+    </w:p>
+    <w:p>
+      <w:pPr>
+        <w:tabs>
+          <w:tab w:val="left" w:pos="2793"/>
+        </w:tabs>
+      </w:pPr>
+      <w:r>
+        <w:t xml:space="preserve">  "Color": "amber yellow",</w:t>
+      </w:r>
+    </w:p>
+    <w:p>
+      <w:pPr>
+        <w:tabs>
+          <w:tab w:val="left" w:pos="2793"/>
+        </w:tabs>
+      </w:pPr>
+      <w:r>
+        <w:t xml:space="preserve">  "PH": 5,</w:t>
+      </w:r>
+    </w:p>
+    <w:p>
+      <w:pPr>
+        <w:tabs>
+          <w:tab w:val="left" w:pos="2793"/>
+        </w:tabs>
+      </w:pPr>
+      <w:r>
+        <w:t xml:space="preserve">  "</w:t>
+      </w:r>
+      <w:proofErr w:type="spellStart"/>
+      <w:r>
+        <w:t>Specific_Gravity</w:t>
+      </w:r>
+      <w:proofErr w:type="spellEnd"/>
+      <w:r>
+        <w:t>": 1030,</w:t>
+      </w:r>
+    </w:p>
+    <w:p>
+      <w:pPr>
+        <w:tabs>
+          <w:tab w:val="left" w:pos="2793"/>
+        </w:tabs>
+      </w:pPr>
+      <w:r>
+        <w:t xml:space="preserve">  "Protein": "nil",</w:t>
+      </w:r>
+    </w:p>
+    <w:p>
+      <w:pPr>
+        <w:tabs>
+          <w:tab w:val="left" w:pos="2793"/>
+        </w:tabs>
+      </w:pPr>
+      <w:r>
+        <w:t xml:space="preserve">  "Glucose": "nil",</w:t>
+      </w:r>
+    </w:p>
+    <w:p>
+      <w:pPr>
+        <w:tabs>
+          <w:tab w:val="left" w:pos="2793"/>
+        </w:tabs>
+      </w:pPr>
+      <w:r>
+        <w:t xml:space="preserve">  "Ketones": "nil",</w:t>
+      </w:r>
+    </w:p>
+    <w:p>
+      <w:pPr>
+        <w:tabs>
+          <w:tab w:val="left" w:pos="2793"/>
+        </w:tabs>
+      </w:pPr>
+      <w:r>
+        <w:t xml:space="preserve">  "Blood": "trace",</w:t>
+      </w:r>
+    </w:p>
+    <w:p>
+      <w:pPr>
+        <w:tabs>
+          <w:tab w:val="left" w:pos="2793"/>
+        </w:tabs>
+      </w:pPr>
+      <w:r>
+        <w:t xml:space="preserve">  "RBCs": "6-8",</w:t>
+      </w:r>
+    </w:p>
+    <w:p>
+      <w:pPr>
+        <w:tabs>
+          <w:tab w:val="left" w:pos="2793"/>
+        </w:tabs>
+      </w:pPr>
+      <w:r>
+        <w:t xml:space="preserve">  "Leukocytes": "8-10",</w:t>
+      </w:r>
+    </w:p>
+    <w:p>
+      <w:pPr>
+        <w:tabs>
+          <w:tab w:val="left" w:pos="2793"/>
+        </w:tabs>
+      </w:pPr>
+      <w:r>
+        <w:t xml:space="preserve">  "Nitrite": "Not Extracted"</w:t>
+      </w:r>
+    </w:p>
+    <w:p>
+      <w:pPr>
+        <w:tabs>
+          <w:tab w:val="left" w:pos="2793"/>
+        </w:tabs>
+      </w:pPr>
+      <w:r>
+        <w:t>}</w:t>
+      </w:r>
+    </w:p>
+    <w:p>
+      <w:pPr>
+        <w:tabs>
+          <w:tab w:val="left" w:pos="2793"/>
+        </w:tabs>
+      </w:pPr>
+    </w:p>
+    <w:p/>
+    <w:p/>
+    <w:p>
+      <w:r>
+        <w:t>{</w:t>
+      </w:r>
+    </w:p>
+    <w:p>
+      <w:r>
+        <w:t xml:space="preserve">  "</w:t>
+      </w:r>
+      <w:proofErr w:type="spellStart"/>
+      <w:r>
+        <w:t>test_name</w:t>
+      </w:r>
+      <w:proofErr w:type="spellEnd"/>
+      <w:r>
+        <w:t>": "Fasting Blood Glucose",</w:t>
+      </w:r>
+    </w:p>
+    <w:p>
+      <w:r>
+        <w:t xml:space="preserve">  "confidence": "0.94",</w:t>
+      </w:r>
+    </w:p>
+    <w:p>
+      <w:r>
+        <w:t xml:space="preserve">  "FBG": 245</w:t>
+      </w:r>
+    </w:p>
+    <w:p>
+      <w:pPr>
+        <w:pBdr>
+          <w:bottom w:val="single" w:sz="6" w:space="1" w:color="auto"/>
+        </w:pBdr>
+      </w:pPr>
+      <w:r>
+        <w:t>}</w:t>
+      </w:r>
+    </w:p>
+    <w:p>
+      <w:r>
+        <w:t>{</w:t>
+      </w:r>
+    </w:p>
+    <w:p>
+      <w:r>
+        <w:t xml:space="preserve">  "result_1": {</w:t>
+      </w:r>
+    </w:p>
+    <w:p>
+      <w:r>
+        <w:t xml:space="preserve">    "name": "Sara Ahmed",</w:t>
+      </w:r>
+    </w:p>
+    <w:p>
+      <w:r>
+        <w:t xml:space="preserve">    "age": 28,</w:t>
+      </w:r>
+    </w:p>
+    <w:p>
+      <w:r>
+        <w:t xml:space="preserve">    "trimester": 2,</w:t>
+      </w:r>
+    </w:p>
+    <w:p>
+      <w:r>
+        <w:t xml:space="preserve">    "week": 24,</w:t>
+      </w:r>
+    </w:p>
+    <w:p>
+      <w:r>
+        <w:t xml:space="preserve">    "</w:t>
+      </w:r>
+      <w:proofErr w:type="spellStart"/>
+      <w:r>
+        <w:t>baby_gender</w:t>
+      </w:r>
+      <w:proofErr w:type="spellEnd"/>
+      <w:r>
+        <w:t>": "Female",</w:t>
+      </w:r>
+    </w:p>
+    <w:p>
+      <w:r>
+        <w:t xml:space="preserve">    "height": 165,</w:t>
+      </w:r>
+    </w:p>
+    <w:p>
+      <w:r>
+        <w:t xml:space="preserve">    "weight": 80,</w:t>
+      </w:r>
+    </w:p>
+    <w:p>
+      <w:r>
+        <w:t xml:space="preserve">    "</w:t>
+      </w:r>
+      <w:proofErr w:type="spellStart"/>
+      <w:r>
+        <w:t>rbs_avg</w:t>
+      </w:r>
+      <w:proofErr w:type="spellEnd"/>
+      <w:r>
+        <w:t>": 145,</w:t>
+      </w:r>
+    </w:p>
+    <w:p>
+      <w:r>
+        <w:t xml:space="preserve">    "</w:t>
+      </w:r>
+      <w:proofErr w:type="spellStart"/>
+      <w:r>
+        <w:t>avg_systolic</w:t>
+      </w:r>
+      <w:proofErr w:type="spellEnd"/>
+      <w:r>
+        <w:t>": 125,</w:t>
+      </w:r>
+    </w:p>
+    <w:p>
+      <w:r>
+        <w:t xml:space="preserve">    "</w:t>
+      </w:r>
+      <w:proofErr w:type="spellStart"/>
+      <w:r>
+        <w:t>avg_diastolic</w:t>
+      </w:r>
+      <w:proofErr w:type="spellEnd"/>
+      <w:r>
+        <w:t>": 80,</w:t>
+      </w:r>
+    </w:p>
+    <w:p>
+      <w:r>
+        <w:t xml:space="preserve">    "parity": 1,</w:t>
+      </w:r>
+    </w:p>
+    <w:p>
+      <w:r>
+        <w:t xml:space="preserve">    "</w:t>
+      </w:r>
+      <w:proofErr w:type="spellStart"/>
+      <w:r>
+        <w:t>dg_state</w:t>
+      </w:r>
+      <w:proofErr w:type="spellEnd"/>
+      <w:r>
+        <w:t>": "Stable",</w:t>
+      </w:r>
+    </w:p>
+    <w:p>
+      <w:r>
+        <w:t xml:space="preserve">    "</w:t>
+      </w:r>
+      <w:proofErr w:type="spellStart"/>
+      <w:r>
+        <w:t>risk_state</w:t>
+      </w:r>
+      <w:proofErr w:type="spellEnd"/>
+      <w:r>
+        <w:t>": "Low"</w:t>
+      </w:r>
+    </w:p>
+    <w:p>
+      <w:r>
+        <w:t xml:space="preserve">  },</w:t>
+      </w:r>
+    </w:p>
+    <w:p>
+      <w:r>
+        <w:t xml:space="preserve">  "result_2": [</w:t>
+      </w:r>
+    </w:p>
+    <w:p>
+      <w:r>
+        <w:t xml:space="preserve">    {</w:t>
+      </w:r>
+    </w:p>
+    <w:p>
+      <w:r>
+        <w:t xml:space="preserve">      "</w:t>
+      </w:r>
+      <w:proofErr w:type="spellStart"/>
+      <w:r>
+        <w:t>test_name</w:t>
+      </w:r>
+      <w:proofErr w:type="spellEnd"/>
+      <w:r>
+        <w:t>": "CBC (Complete Blood Count)",</w:t>
+      </w:r>
+    </w:p>
+    <w:p>
+      <w:r>
+        <w:t xml:space="preserve">      "confidence": "0.95",</w:t>
+      </w:r>
+    </w:p>
+    <w:p>
+      <w:r>
+        <w:t xml:space="preserve">      "HB": 12.5,</w:t>
+      </w:r>
+    </w:p>
+    <w:p>
+      <w:r>
+        <w:t xml:space="preserve">      "</w:t>
+      </w:r>
+      <w:proofErr w:type="spellStart"/>
+      <w:r>
+        <w:t>RBCs_Count</w:t>
+      </w:r>
+      <w:proofErr w:type="spellEnd"/>
+      <w:r>
+        <w:t>": 5.2,</w:t>
+      </w:r>
+    </w:p>
+    <w:p>
+      <w:r>
+        <w:t xml:space="preserve">      "MCV": 87.75,</w:t>
+      </w:r>
+    </w:p>
+    <w:p>
+      <w:r>
+        <w:lastRenderedPageBreak/>
+        <w:t xml:space="preserve">      "MCH": 27.2,</w:t>
+      </w:r>
+    </w:p>
+    <w:p>
+      <w:r>
+        <w:t xml:space="preserve">      "MCHC": 32.8,</w:t>
+      </w:r>
+    </w:p>
+    <w:p>
+      <w:r>
+        <w:t xml:space="preserve">      "WBC": 9000,</w:t>
+      </w:r>
+    </w:p>
+    <w:p>
+      <w:r>
+        <w:t xml:space="preserve">      "lymphocytes": 31,</w:t>
+      </w:r>
+    </w:p>
+    <w:p>
+      <w:r>
+        <w:t xml:space="preserve">      "</w:t>
+      </w:r>
+      <w:proofErr w:type="spellStart"/>
+      <w:r>
+        <w:t>platelet_count</w:t>
+      </w:r>
+      <w:proofErr w:type="spellEnd"/>
+      <w:r>
+        <w:t>": 150000,</w:t>
+      </w:r>
+    </w:p>
+    <w:p>
+      <w:r>
+        <w:t xml:space="preserve">      "diagnose": null</w:t>
+      </w:r>
+    </w:p>
+    <w:p>
+      <w:r>
+        <w:t xml:space="preserve">    },</w:t>
+      </w:r>
+    </w:p>
+    <w:p>
+      <w:r>
+        <w:t xml:space="preserve">    {</w:t>
+      </w:r>
+    </w:p>
+    <w:p>
+      <w:r>
+        <w:t xml:space="preserve">      "</w:t>
+      </w:r>
+      <w:proofErr w:type="spellStart"/>
+      <w:r>
+        <w:t>test_name</w:t>
+      </w:r>
+      <w:proofErr w:type="spellEnd"/>
+      <w:r>
+        <w:t>": "Urinalysis",</w:t>
+      </w:r>
+    </w:p>
+    <w:p>
+      <w:r>
+        <w:t xml:space="preserve">      "confidence": "0.97",</w:t>
+      </w:r>
+    </w:p>
+    <w:p>
+      <w:r>
+        <w:t xml:space="preserve">      "Color": "amber yellow",</w:t>
+      </w:r>
+    </w:p>
+    <w:p>
+      <w:r>
+        <w:t xml:space="preserve">      "PH": 5,</w:t>
+      </w:r>
+    </w:p>
+    <w:p>
+      <w:r>
+        <w:t xml:space="preserve">      "</w:t>
+      </w:r>
+      <w:proofErr w:type="spellStart"/>
+      <w:r>
+        <w:t>Specific_Gravity</w:t>
+      </w:r>
+      <w:proofErr w:type="spellEnd"/>
+      <w:r>
+        <w:t>": 1030,</w:t>
+      </w:r>
+    </w:p>
+    <w:p>
+      <w:r>
+        <w:t xml:space="preserve">      "Protein": 0,</w:t>
+      </w:r>
+    </w:p>
+    <w:p>
+      <w:r>
+        <w:t xml:space="preserve">      "Glucose": "nil",</w:t>
+      </w:r>
+    </w:p>
+    <w:p>
+      <w:r>
+        <w:t xml:space="preserve">      "Ketones": "nil",</w:t>
+      </w:r>
+    </w:p>
+    <w:p>
+      <w:r>
+        <w:t xml:space="preserve">      "Blood": "trace",</w:t>
+      </w:r>
+    </w:p>
+    <w:p>
+      <w:r>
+        <w:t xml:space="preserve">      "RBCs": "6-8",</w:t>
+      </w:r>
+    </w:p>
+    <w:p>
+      <w:r>
+        <w:t xml:space="preserve">      "Leukocytes": "8-10",</w:t>
+      </w:r>
+    </w:p>
+    <w:p>
+      <w:r>
+        <w:t xml:space="preserve">      "Nitrite": "Not Extracted",</w:t>
+      </w:r>
+    </w:p>
+    <w:p>
+      <w:r>
+        <w:t xml:space="preserve">      "diagnose": null</w:t>
+      </w:r>
+    </w:p>
+    <w:p>
+      <w:r>
+        <w:t xml:space="preserve">    },</w:t>
+      </w:r>
+    </w:p>
+    <w:p>
+      <w:r>
+        <w:t xml:space="preserve">    {</w:t>
+      </w:r>
+    </w:p>
+    <w:p>
+      <w:r>
+        <w:t xml:space="preserve">      "</w:t>
+      </w:r>
+      <w:proofErr w:type="spellStart"/>
+      <w:r>
+        <w:t>test_name</w:t>
+      </w:r>
+      <w:proofErr w:type="spellEnd"/>
+      <w:r>
+        <w:t>": "Fasting Blood Glucose",</w:t>
+      </w:r>
+    </w:p>
+    <w:p>
+      <w:r>
+        <w:t xml:space="preserve">      "confidence": "0.94",</w:t>
+      </w:r>
+    </w:p>
+    <w:p>
+      <w:r>
+        <w:t xml:space="preserve">      "FBG": 245,</w:t>
+      </w:r>
+    </w:p>
+    <w:p>
+      <w:r>
+        <w:t xml:space="preserve">      "diagnose": [</w:t>
+      </w:r>
+    </w:p>
+    <w:p>
+      <w:r>
+        <w:t xml:space="preserve">        "Diabetes"</w:t>
+      </w:r>
+    </w:p>
+    <w:p>
+      <w:r>
+        <w:t xml:space="preserve">      ]</w:t>
+      </w:r>
+    </w:p>
+    <w:p>
+      <w:r>
+        <w:t xml:space="preserve">    }</w:t>
+      </w:r>
+    </w:p>
+    <w:p>
+      <w:r>
+        <w:lastRenderedPageBreak/>
+        <w:t xml:space="preserve">  ],</w:t>
+      </w:r>
+    </w:p>
+    <w:p>
+      <w:r>
+        <w:t xml:space="preserve">  "result_3": [</w:t>
+      </w:r>
+    </w:p>
+    <w:p>
+      <w:r>
+        <w:t xml:space="preserve">    {</w:t>
+      </w:r>
+    </w:p>
+    <w:p>
+      <w:r>
+        <w:t xml:space="preserve">      "</w:t>
+      </w:r>
+      <w:proofErr w:type="spellStart"/>
+      <w:r>
+        <w:t>prediction_result</w:t>
+      </w:r>
+      <w:proofErr w:type="spellEnd"/>
+      <w:r>
+        <w:t>": "Positive",</w:t>
+      </w:r>
+    </w:p>
+    <w:p>
+      <w:r>
+        <w:t xml:space="preserve">      "</w:t>
+      </w:r>
+      <w:proofErr w:type="spellStart"/>
+      <w:r>
+        <w:t>risk_score</w:t>
+      </w:r>
+      <w:proofErr w:type="spellEnd"/>
+      <w:r>
+        <w:t>": "100.0%",</w:t>
+      </w:r>
+    </w:p>
+    <w:p>
+      <w:r>
+        <w:t xml:space="preserve">      "</w:t>
+      </w:r>
+      <w:proofErr w:type="spellStart"/>
+      <w:r>
+        <w:t>risk_level</w:t>
+      </w:r>
+      <w:proofErr w:type="spellEnd"/>
+      <w:r>
+        <w:t>": "High Risk",</w:t>
+      </w:r>
+    </w:p>
+    <w:p>
+      <w:r>
+        <w:t xml:space="preserve">      "</w:t>
+      </w:r>
+      <w:proofErr w:type="spellStart"/>
+      <w:r>
+        <w:t>alert_priority</w:t>
+      </w:r>
+      <w:proofErr w:type="spellEnd"/>
+      <w:r>
+        <w:t>": "Critical",</w:t>
+      </w:r>
+    </w:p>
+    <w:p>
+      <w:r>
+        <w:t xml:space="preserve">      "</w:t>
+      </w:r>
+      <w:proofErr w:type="spellStart"/>
+      <w:r>
+        <w:t>is_emergency</w:t>
+      </w:r>
+      <w:proofErr w:type="spellEnd"/>
+      <w:r>
+        <w:t>": true</w:t>
+      </w:r>
+    </w:p>
+    <w:p>
+      <w:r>
+        <w:t xml:space="preserve">    },</w:t>
+      </w:r>
+    </w:p>
+    <w:p>
+      <w:r>
+        <w:t xml:space="preserve">    {</w:t>
+      </w:r>
+    </w:p>
+    <w:p>
+      <w:r>
+        <w:t xml:space="preserve">      "</w:t>
+      </w:r>
+      <w:proofErr w:type="spellStart"/>
+      <w:r>
+        <w:t>risk_level</w:t>
+      </w:r>
+      <w:proofErr w:type="spellEnd"/>
+      <w:r>
+        <w:t>": "High Risk",</w:t>
+      </w:r>
+    </w:p>
+    <w:p>
+      <w:r>
+        <w:t xml:space="preserve">      "confidence": 94</w:t>
+      </w:r>
+    </w:p>
+    <w:p>
+      <w:r>
+        <w:t xml:space="preserve">    }</w:t>
+      </w:r>
+    </w:p>
+    <w:p>
+      <w:r>
+        <w:t xml:space="preserve">  ],</w:t>
+      </w:r>
+    </w:p>
+    <w:p>
+      <w:r>
+        <w:t xml:space="preserve">  "result_4": "Current Medical Status &amp; Analysis:\</w:t>
+      </w:r>
+      <w:proofErr w:type="spellStart"/>
+      <w:r>
+        <w:t>nThe</w:t>
+      </w:r>
+      <w:proofErr w:type="spellEnd"/>
+      <w:r>
+        <w:t xml:space="preserve"> patient, Sara Ahmed, a 28-year-old in her 24th week of pregnancy, presents with a clinical profile indicating potential complications. Her average blood glucose level is elevated at 145, and her fasting blood glucose is significantly high at 245, which, according to the laboratory results, corresponds to a diagnosis of diabetes. The patient's blood pressure is 125/80 mmHg, which is within a relatively normal range but should be monitored closely given her gestational age and diabetes diagnosis. The risk prediction models indicate a high risk for gestational diabetes and an overall high-risk assessment with a confidence level of 94%, suggesting the need for immediate medical attention.\n\</w:t>
+      </w:r>
+      <w:proofErr w:type="spellStart"/>
+      <w:r>
+        <w:t>nFuture</w:t>
+      </w:r>
+      <w:proofErr w:type="spellEnd"/>
+      <w:r>
+        <w:t xml:space="preserve"> Action Plan:\</w:t>
+      </w:r>
+      <w:proofErr w:type="spellStart"/>
+      <w:r>
+        <w:t>nGiven</w:t>
+      </w:r>
+      <w:proofErr w:type="spellEnd"/>
+      <w:r>
+        <w:t xml:space="preserve"> the critical nature of Sara's condition, as indicated by her high fasting blood glucose level and the risk prediction models, the following steps are recommended:\n* Immediate consultation with an endocrinologist or a diabetes specialist to manage her blood glucose levels and prevent potential complications.\n* An oral glucose tolerance test (OGTT) may be considered to further assess her glucose metabolism, although her current fasting glucose level is already indicative of diabetes.\n* Lifestyle modifications, including dietary changes and physical activity, should be initiated under the guidance of a healthcare provider to help manage her diabetes and reduce the risk of complications.\n* Close monitoring of her blood glucose levels, blood pressure, and overall health status is crucial to ensure the well-being of both Sara and her baby.",</w:t>
+      </w:r>
+    </w:p>
+    <w:p>
+      <w:r>
+        <w:t xml:space="preserve">  "result_5": [</w:t>
+      </w:r>
+    </w:p>
+    <w:p>
+      <w:r>
+        <w:t xml:space="preserve">    "Diabetes detected. Seek medical advice for management and treatment.",</w:t>
+      </w:r>
+    </w:p>
+    <w:p>
+      <w:r>
+        <w:t xml:space="preserve">    "High risk levels detected. Please contact your doctor as soon as possible for a professional clinical evaluation.",</w:t>
+      </w:r>
+    </w:p>
+    <w:p>
+      <w:r>
+        <w:t xml:space="preserve">    "High Risk detected! Please consult a doctor as soon as possible."</w:t>
+      </w:r>
+    </w:p>
+    <w:p>
+      <w:r>
+        <w:t xml:space="preserve">  ]</w:t>
+      </w:r>
+    </w:p>
+    <w:p>
+      <w:r>
+        <w:lastRenderedPageBreak/>
+        <w:t>}</w:t>
+      </w:r>
     </w:p>
     <w:sectPr>
       <w:pgSz w:w="12240" w:h="15840"/>
@@ -5424,7 +7928,6 @@
   <w:style w:type="character" w:default="1" w:styleId="DefaultParagraphFont">
     <w:name w:val="Default Paragraph Font"/>
     <w:uiPriority w:val="1"/>
-    <w:semiHidden/>
     <w:unhideWhenUsed/>
   </w:style>
   <w:style w:type="table" w:default="1" w:styleId="TableNormal">
@@ -5780,6 +8283,58 @@
       </w:tblBorders>
     </w:tblPr>
   </w:style>
+  <w:style w:type="paragraph" w:styleId="HTMLPreformatted">
+    <w:name w:val="HTML Preformatted"/>
+    <w:basedOn w:val="Normal"/>
+    <w:link w:val="HTMLPreformattedChar"/>
+    <w:uiPriority w:val="99"/>
+    <w:semiHidden/>
+    <w:unhideWhenUsed/>
+    <w:rsid w:val="00454273"/>
+    <w:pPr>
+      <w:tabs>
+        <w:tab w:val="left" w:pos="916"/>
+        <w:tab w:val="left" w:pos="1832"/>
+        <w:tab w:val="left" w:pos="2748"/>
+        <w:tab w:val="left" w:pos="3664"/>
+        <w:tab w:val="left" w:pos="4580"/>
+        <w:tab w:val="left" w:pos="5496"/>
+        <w:tab w:val="left" w:pos="6412"/>
+        <w:tab w:val="left" w:pos="7328"/>
+        <w:tab w:val="left" w:pos="8244"/>
+        <w:tab w:val="left" w:pos="9160"/>
+        <w:tab w:val="left" w:pos="10076"/>
+        <w:tab w:val="left" w:pos="10992"/>
+        <w:tab w:val="left" w:pos="11908"/>
+        <w:tab w:val="left" w:pos="12824"/>
+        <w:tab w:val="left" w:pos="13740"/>
+        <w:tab w:val="left" w:pos="14656"/>
+      </w:tabs>
+      <w:spacing w:after="0" w:line="240" w:lineRule="auto"/>
+    </w:pPr>
+    <w:rPr>
+      <w:rFonts w:ascii="Courier New" w:eastAsia="Times New Roman" w:hAnsi="Courier New" w:cs="Courier New"/>
+      <w:kern w:val="0"/>
+      <w:sz w:val="20"/>
+      <w:szCs w:val="20"/>
+      <w14:ligatures w14:val="none"/>
+    </w:rPr>
+  </w:style>
+  <w:style w:type="character" w:customStyle="1" w:styleId="HTMLPreformattedChar">
+    <w:name w:val="HTML Preformatted Char"/>
+    <w:basedOn w:val="DefaultParagraphFont"/>
+    <w:link w:val="HTMLPreformatted"/>
+    <w:uiPriority w:val="99"/>
+    <w:semiHidden/>
+    <w:rsid w:val="00454273"/>
+    <w:rPr>
+      <w:rFonts w:ascii="Courier New" w:eastAsia="Times New Roman" w:hAnsi="Courier New" w:cs="Courier New"/>
+      <w:kern w:val="0"/>
+      <w:sz w:val="20"/>
+      <w:szCs w:val="20"/>
+      <w14:ligatures w14:val="none"/>
+    </w:rPr>
+  </w:style>
 </w:styles>
 </file>
 
